--- a/A题.docx
+++ b/A题.docx
@@ -6071,11 +6071,6 @@
       </w:hyperlink>
     </w:p>
     <w:p>
-      <w:pPr>
-        <w:rPr>
-          <w:rFonts w:hint="eastAsia"/>
-        </w:rPr>
-      </w:pPr>
       <w:r>
         <w:fldChar w:fldCharType="end"/>
       </w:r>
@@ -6130,20 +6125,71 @@
     </w:p>
     <w:p>
       <w:pPr>
+        <w:ind w:firstLineChars="200" w:firstLine="480"/>
         <w:rPr>
           <w:rFonts w:hint="eastAsia"/>
         </w:rPr>
       </w:pPr>
+      <w:r>
+        <w:rPr>
+          <w:rFonts w:hint="eastAsia"/>
+        </w:rPr>
+        <w:t>原油作为全球最重要的一次能源和基础工业原料之一，其价格波动不仅直接影响石油开采、运输、炼化和化工等产业链成本，也会通过交通运输、制造业生产、居民消费和通货膨胀等渠道传导至全球宏观经济体系。国际原油市场具有明显的全球联动性和金融属性，价格不仅由实际供需关系决定，还会受到地缘政治冲突、运输通道安全、市场预期、库存变化、美元汇率以及投机交易等多重因素影响。因此，在突发性国际事件发生时，原油价格往往会出现快速上涨、剧烈震荡或阶段性回落等复杂动态变化。</w:t>
+      </w:r>
+    </w:p>
+    <w:p>
+      <w:pPr>
+        <w:ind w:firstLineChars="200" w:firstLine="480"/>
+        <w:rPr>
+          <w:rFonts w:hint="eastAsia"/>
+        </w:rPr>
+      </w:pPr>
+      <w:r>
+        <w:rPr>
+          <w:rFonts w:hint="eastAsia"/>
+        </w:rPr>
+        <w:t>霍尔木兹海峡位于波斯湾通向阿曼湾和印度洋的关键位置，是中东地区原油和液化天然气出口的重要海上通道。沙特阿拉伯、伊朗、伊拉克、科威特、阿联酋和卡塔尔等能源出口国的部分油气运输均与该海峡密切相关。一旦霍尔木兹海峡因军事冲突、政治制裁或区域安全危机而发生封锁，全球原油海运供给将受到直接冲击，部分原油无法按原计划进入国际市场，进而造成短期供给缺口扩大、运输成本上升、市场恐慌情绪增强等连锁反应。由于原油需求在短期内缺乏充分替代品，价格弹性较低，因此供给端的突然收缩容易被放大为显著的价格上涨。</w:t>
+      </w:r>
+    </w:p>
+    <w:p>
+      <w:pPr>
+        <w:ind w:firstLineChars="200" w:firstLine="480"/>
+        <w:rPr>
+          <w:rFonts w:hint="eastAsia"/>
+        </w:rPr>
+      </w:pPr>
+      <w:r>
+        <w:rPr>
+          <w:rFonts w:hint="eastAsia"/>
+        </w:rPr>
+        <w:t>从市场调节机制来看，霍尔木兹海峡封锁对国际原油价格的影响并非单纯由中断量决定。短期内，战略石油储备释放、商业库存消耗、其他运输路线替代以及部分产油国临时增产能够在一定程度上缓解供给冲击；与此同时，市场恐慌性需求、金融投机和风险溢价又可能进一步推高油价。中长期内，随着绕道运输能力恢复、需求侧节能替代、其他产油国增产响应以及库存持续下降，油价可能逐渐形成新的动态平衡，但若库存缓冲能力低于安全阈值，市场仍可能出现二次跳涨或高位震荡。因此，研究霍尔木兹海峡封锁情景下国际原油价格的短期演化和中长期平衡点，对于认识能源通道风险、评估全球能源安全以及制定应急储备政策具有重要意义。</w:t>
+      </w:r>
+    </w:p>
+    <w:p>
+      <w:pPr>
+        <w:ind w:firstLineChars="200" w:firstLine="480"/>
+      </w:pPr>
+      <w:r>
+        <w:rPr>
+          <w:rFonts w:hint="eastAsia"/>
+        </w:rPr>
+        <w:t>本题以霍尔木兹海峡封锁对国际原油价格的影响为研究对象，重点关注封锁造成的供给中断、储备释放、绕道运输、需求价格弹性和市场预期等因素之间的相互作用。通过建立动态供需平衡模型，可以刻画封锁发生后短期内油价随日度供需缺口变化的演化过程；进一步引入中长期供需调节机制，可以分析在封锁持续条件下油价可能达到的平衡区间及其跳变风险。该问题具有较强的现实背景和建模价值，既需要结合国际原油市场运行规律，又需要通过合理假设和数据拟合将复杂的地缘政治冲击转化为可计算、可分析的数学模型。</w:t>
+      </w:r>
     </w:p>
     <w:p>
       <w:pPr>
         <w:pStyle w:val="2"/>
+        <w:rPr>
+          <w:rFonts w:hint="eastAsia"/>
+        </w:rPr>
       </w:pPr>
       <w:bookmarkStart w:id="4" w:name="_Toc231594973"/>
+      <w:bookmarkStart w:id="5" w:name="_Hlk231636233"/>
       <w:r>
         <w:rPr>
           <w:rFonts w:hint="eastAsia"/>
         </w:rPr>
+        <w:lastRenderedPageBreak/>
         <w:t>1.2</w:t>
       </w:r>
       <w:r>
@@ -6156,12 +6202,13 @@
         <w:t>问题研究现状</w:t>
       </w:r>
       <w:bookmarkEnd w:id="4"/>
+      <w:bookmarkEnd w:id="5"/>
     </w:p>
     <w:p>
       <w:pPr>
         <w:pStyle w:val="3"/>
       </w:pPr>
-      <w:bookmarkStart w:id="5" w:name="_Toc231594974"/>
+      <w:bookmarkStart w:id="6" w:name="_Toc231594974"/>
       <w:r>
         <w:rPr>
           <w:rFonts w:hint="eastAsia"/>
@@ -6177,13 +6224,53 @@
         </w:rPr>
         <w:t>国际原油价格影响因素研究现状</w:t>
       </w:r>
-      <w:bookmarkEnd w:id="5"/>
+      <w:bookmarkEnd w:id="6"/>
+    </w:p>
+    <w:p>
+      <w:pPr>
+        <w:ind w:firstLineChars="200" w:firstLine="480"/>
+        <w:rPr>
+          <w:rFonts w:hint="eastAsia"/>
+        </w:rPr>
+      </w:pPr>
+      <w:r>
+        <w:t>国际原油价格形成机制一直是能源经济与金融市场研究中的重要问题。现有研究普遍认为，原油价格并不是单一供需因素作用的结果，而是由供给能力、消费需求、库存水平、运输成本、汇率变化、金融投机和市场预期等多重因素共同决定。从供给端来看，主要产油国的产量政策、</w:t>
+      </w:r>
+      <w:r>
+        <w:t>OPEC+</w:t>
+      </w:r>
+      <w:r>
+        <w:t>减产协议、页岩油生产成本以及突发性供应中断都会影响国际原油市场的可获得供给量；从需求端来看，全球经济增长速度、制造业景气程度、交通运输需求以及季节性消费变化会直接影响原油消费强度。当全球经济处于扩张阶段时，工业生产和交通运输需求增加，原油价格通常存在上行压力；当经济增速放缓或出现能源替代时，原油需求下降，价格则可能回落。</w:t>
+      </w:r>
+    </w:p>
+    <w:p>
+      <w:pPr>
+        <w:ind w:firstLineChars="200" w:firstLine="480"/>
+        <w:rPr>
+          <w:rFonts w:hint="eastAsia"/>
+        </w:rPr>
+      </w:pPr>
+      <w:r>
+        <w:t>近年来，随着国际原油金融化程度不断提高，期货市场、风险溢价和投资者预期在油价波动中的作用逐渐增强。布伦特原油和</w:t>
+      </w:r>
+      <w:r>
+        <w:t>WTI</w:t>
+      </w:r>
+      <w:r>
+        <w:t>原油期货价格不仅反映现货供需关系，也体现市场对未来供给安全、库存变化和宏观经济走势的判断。因此，许多研究开始将传统供需模型与金融市场变量相结合，通过时间序列模型、向量自回归模型、</w:t>
+      </w:r>
+      <w:r>
+        <w:t>GARCH</w:t>
+      </w:r>
+      <w:r>
+        <w:t>模型以及机器学习方法刻画油价波动特征。这类研究表明，原油价格具有明显的非线性、波动聚集和突发跳变特征，尤其在重大地缘政治事件、金融危机或能源政策调整发生时，价格往往会偏离一般供需均衡水平，表现出短期过度反应和中长期均值回归并存的特征。</w:t>
+      </w:r>
     </w:p>
     <w:p>
       <w:pPr>
         <w:pStyle w:val="3"/>
       </w:pPr>
-      <w:bookmarkStart w:id="6" w:name="_Toc231594975"/>
+      <w:bookmarkStart w:id="7" w:name="_Toc231594975"/>
       <w:r>
         <w:rPr>
           <w:rFonts w:hint="eastAsia"/>
@@ -6196,13 +6283,39 @@
         </w:rPr>
         <w:t>地缘政治冲突对能源价格冲击研究现状</w:t>
       </w:r>
-      <w:bookmarkEnd w:id="6"/>
+      <w:bookmarkEnd w:id="7"/>
+    </w:p>
+    <w:p>
+      <w:pPr>
+        <w:ind w:firstLineChars="200" w:firstLine="480"/>
+        <w:rPr>
+          <w:rFonts w:hint="eastAsia"/>
+        </w:rPr>
+      </w:pPr>
+      <w:r>
+        <w:t>地缘政治冲突是影响国际能源价格的重要外生冲击因素。中东地区长期是全球原油供给的核心区域，区域冲突、制裁政策、军事行动以及航运通道安全事件都会显著改变市场对原油供给稳定性的预期。已有研究指出，地缘政治事件对油价的影响通常包含两个层面：一是实际供给中断造成的物理缺口，二是市场风险预期上升带来的风险溢价。前者直接改变国际市场上的原油可供应量，后者则通过投资者情绪、恐慌性采购和期货市场交易放大价格波动。</w:t>
+      </w:r>
+    </w:p>
+    <w:p>
+      <w:pPr>
+        <w:ind w:firstLineChars="200" w:firstLine="480"/>
+        <w:rPr>
+          <w:rFonts w:hint="eastAsia"/>
+        </w:rPr>
+      </w:pPr>
+      <w:r>
+        <w:t>霍尔木兹海峡作为连接波斯湾与国际能源市场的重要海上通道，其安全性对全球原油贸易具有特殊意义。关于霍尔木兹海峡风险的研究大多认为，该海峡一旦发生封锁或通行受限，将对中东产油国出口造成直接冲击，并可能引发国际原油价格快速上涨。由于短期内全球原油需求缺乏弹性，且替代运输路线和新增产能无法立即完全弥补缺口，因此封锁初期油价上升幅度往往较大。同时，地缘政治冲突的不确定性会使市场难以准确判断封锁持续时间和恢复进度，从而导致价格波动进一步加剧。现有研究虽然已经关注到地缘政治风险对油价的冲击作用，但在具体建模中，部分研究更侧</w:t>
+      </w:r>
+      <w:r>
+        <w:lastRenderedPageBreak/>
+        <w:t>重事件冲击后的统计相关性分析，对封锁强度、储备释放、绕道运输和需求弹性等机制变量的动态刻画仍有进一步完善空间。</w:t>
+      </w:r>
     </w:p>
     <w:p>
       <w:pPr>
         <w:pStyle w:val="3"/>
       </w:pPr>
-      <w:bookmarkStart w:id="7" w:name="_Toc231594976"/>
+      <w:bookmarkStart w:id="8" w:name="_Toc231594976"/>
       <w:r>
         <w:rPr>
           <w:rFonts w:hint="eastAsia"/>
@@ -6218,186 +6331,525 @@
         </w:rPr>
         <w:t>原油供需平衡与库存缓冲机制研究现状</w:t>
       </w:r>
-      <w:bookmarkEnd w:id="7"/>
+      <w:bookmarkEnd w:id="8"/>
+    </w:p>
+    <w:p>
+      <w:pPr>
+        <w:ind w:firstLineChars="200" w:firstLine="480"/>
+        <w:rPr>
+          <w:rFonts w:hint="eastAsia"/>
+        </w:rPr>
+      </w:pPr>
+      <w:r>
+        <w:t>原油市场的供需平衡研究通常以供给量、需求量和库存变化为核心变量。传统供需平衡理论认为，当供给减少或需求增加时，市场将通过价格上涨抑制需求、刺激供给，从而逐步恢复均衡；当供给增加或需求下降时，价格则会下行以促进需求恢复。然而，原油市场具有调整滞后性，短期内产能扩张、消费替代和运输路线调整都难以迅速完成，因此库存和战略储备在应对突发冲击时具有重要缓冲作用。</w:t>
+      </w:r>
+    </w:p>
+    <w:p>
+      <w:pPr>
+        <w:ind w:firstLineChars="200" w:firstLine="480"/>
+        <w:rPr>
+          <w:rFonts w:hint="eastAsia"/>
+        </w:rPr>
+      </w:pPr>
+      <w:r>
+        <w:t>现有研究普遍将商业库存和战略石油储备视为平滑供需冲击的重要机制。商业库存主要反映企业和市场主体的正常经营储备，在短期供应不足时可以通过库存释放缓解现货紧张；战略石油储备则由政府主导，通常用于应对战争、自然灾害或重大供应中断等极端情景。研究表明，在突发性供应冲击发生初期，库存释放能够降低实际供需缺口，减缓油价上涨速度，但这种缓冲能力并非无限。当封锁持续时间较长、每日缺口较大或库存释放速度受限时，库存水平会逐渐下降，市场对未来供应不足的担忧反而可能增强，从而形成新的价格上行压力。</w:t>
+      </w:r>
+    </w:p>
+    <w:p>
+      <w:pPr>
+        <w:ind w:firstLineChars="200" w:firstLine="480"/>
+        <w:rPr>
+          <w:rFonts w:hint="eastAsia"/>
+        </w:rPr>
+      </w:pPr>
+      <w:r>
+        <w:t>此外，运输替代能力也是供需调节研究中的重要内容。对于霍尔木兹海峡封锁问题而言，部分原油可以通过管道、其他港口或绕道运输进入国际市场，但这类替代方式通常受到运输能力、基础设施、时间成本和安全风险限制。已有研究说明，替代运输能力的恢复具有渐进性，难以在封锁初期完全抵消海峡中断造成的供给冲击。因此，在构建油价预测模型时，需要将库存释放、战略储备调用、绕道运输恢复和需求价格弹性纳入统一的动态供需框架，以更加准确地反映短期冲击与中长期调节之间的关系。总体来看，现有研究为分析霍尔木兹海峡封锁下的油价变化提供了理论基础，但仍需要结合具体情景设定和实际价格数据，进一步建立可模拟、可校准、可解释的动态模型。</w:t>
+      </w:r>
+    </w:p>
+    <w:p>
+      <w:pPr>
+        <w:pStyle w:val="2"/>
+      </w:pPr>
+      <w:bookmarkStart w:id="9" w:name="_Toc231594977"/>
+      <w:r>
+        <w:rPr>
+          <w:rFonts w:hint="eastAsia"/>
+        </w:rPr>
+        <w:t>1.3</w:t>
+      </w:r>
+      <w:r>
+        <w:t>.</w:t>
+      </w:r>
+      <w:r>
+        <w:rPr>
+          <w:rFonts w:hint="eastAsia"/>
+        </w:rPr>
+        <w:t xml:space="preserve"> </w:t>
+      </w:r>
+      <w:r>
+        <w:rPr>
+          <w:rFonts w:hint="eastAsia"/>
+        </w:rPr>
+        <w:t>问题重述</w:t>
+      </w:r>
+      <w:bookmarkEnd w:id="9"/>
+    </w:p>
+    <w:p>
+      <w:pPr>
+        <w:pStyle w:val="3"/>
+      </w:pPr>
+      <w:bookmarkStart w:id="10" w:name="_Toc231594978"/>
+      <w:r>
+        <w:rPr>
+          <w:rFonts w:hint="eastAsia"/>
+        </w:rPr>
+        <w:t>1.3.1</w:t>
+      </w:r>
+      <w:r>
+        <w:t>.</w:t>
+      </w:r>
+      <w:r>
+        <w:rPr>
+          <w:rFonts w:hint="eastAsia"/>
+        </w:rPr>
+        <w:t xml:space="preserve"> </w:t>
+      </w:r>
+      <w:r>
+        <w:rPr>
+          <w:rFonts w:hint="eastAsia"/>
+        </w:rPr>
+        <w:t>问题一：短期冲击下油价动态演变</w:t>
+      </w:r>
+      <w:bookmarkEnd w:id="10"/>
+    </w:p>
+    <w:p>
+      <w:pPr>
+        <w:pStyle w:val="3"/>
+        <w:rPr>
+          <w:rFonts w:hint="eastAsia"/>
+        </w:rPr>
+      </w:pPr>
+      <w:bookmarkStart w:id="11" w:name="_Toc231594979"/>
+      <w:r>
+        <w:rPr>
+          <w:rFonts w:hint="eastAsia"/>
+        </w:rPr>
+        <w:t>1</w:t>
+      </w:r>
+      <w:r>
+        <w:t>.</w:t>
+      </w:r>
+      <w:r>
+        <w:rPr>
+          <w:rFonts w:hint="eastAsia"/>
+        </w:rPr>
+        <w:t>3.2</w:t>
+      </w:r>
+      <w:r>
+        <w:t>.</w:t>
+      </w:r>
+      <w:r>
+        <w:rPr>
+          <w:rFonts w:hint="eastAsia"/>
+        </w:rPr>
+        <w:t xml:space="preserve"> </w:t>
+      </w:r>
+      <w:r>
+        <w:rPr>
+          <w:rFonts w:hint="eastAsia"/>
+        </w:rPr>
+        <w:t>问题二：中长期封锁下油价平衡点预测</w:t>
+      </w:r>
+      <w:bookmarkEnd w:id="11"/>
+    </w:p>
+    <w:p>
+      <w:pPr>
+        <w:ind w:firstLineChars="200" w:firstLine="480"/>
+      </w:pPr>
+      <w:r>
+        <w:t>问题二要求在问题一短期冲击分析的基础上，进一步研究霍尔木兹海峡封锁持续较长时间时国际原油价格的中长期变化趋势。与短期阶段相比，中长期阶段中原油市场不再只是被动承受突发供给冲击，而会逐步产生多种调节机制，例如其他产油国增产、消费端需求收缩、战略储备持续释放、商业库存下降以及替代运输路线恢复等。</w:t>
+      </w:r>
+      <w:r>
+        <w:lastRenderedPageBreak/>
+        <w:t>因此，本问题的核心不再是刻画油价在封锁初期的快速上涨过程，而是分析在多种调节因素共同作用下，国际原油价格是否会逐渐趋于新的均衡状态，以及该均衡价格大致处于何种区间。</w:t>
+      </w:r>
+    </w:p>
+    <w:p>
+      <w:pPr>
+        <w:pStyle w:val="af5"/>
+        <w:rPr>
+          <w:rFonts w:hint="eastAsia"/>
+        </w:rPr>
+      </w:pPr>
+      <w:r>
+        <w:rPr>
+          <w:rFonts w:hint="eastAsia"/>
+          <w:noProof/>
+        </w:rPr>
+        <w:drawing>
+          <wp:inline distT="0" distB="0" distL="0" distR="0" wp14:anchorId="57F1C26B" wp14:editId="35AEA395">
+            <wp:extent cx="1865376" cy="4823683"/>
+            <wp:effectExtent l="0" t="0" r="1905" b="2540"/>
+            <wp:docPr id="1956435226" name="图片 2"/>
+            <wp:cNvGraphicFramePr>
+              <a:graphicFrameLocks xmlns:a="http://schemas.openxmlformats.org/drawingml/2006/main" noChangeAspect="1"/>
+            </wp:cNvGraphicFramePr>
+            <a:graphic xmlns:a="http://schemas.openxmlformats.org/drawingml/2006/main">
+              <a:graphicData uri="http://schemas.openxmlformats.org/drawingml/2006/picture">
+                <pic:pic xmlns:pic="http://schemas.openxmlformats.org/drawingml/2006/picture">
+                  <pic:nvPicPr>
+                    <pic:cNvPr id="1956435226" name="图片 1956435226"/>
+                    <pic:cNvPicPr/>
+                  </pic:nvPicPr>
+                  <pic:blipFill>
+                    <a:blip r:embed="rId10"/>
+                    <a:stretch>
+                      <a:fillRect/>
+                    </a:stretch>
+                  </pic:blipFill>
+                  <pic:spPr>
+                    <a:xfrm>
+                      <a:off x="0" y="0"/>
+                      <a:ext cx="1904844" cy="4925744"/>
+                    </a:xfrm>
+                    <a:prstGeom prst="rect">
+                      <a:avLst/>
+                    </a:prstGeom>
+                  </pic:spPr>
+                </pic:pic>
+              </a:graphicData>
+            </a:graphic>
+          </wp:inline>
+        </w:drawing>
+      </w:r>
+    </w:p>
+    <w:p>
+      <w:pPr>
+        <w:ind w:firstLineChars="200" w:firstLine="480"/>
+        <w:rPr>
+          <w:rFonts w:hint="eastAsia"/>
+        </w:rPr>
+      </w:pPr>
+      <w:r>
+        <w:t>具体而言，需要建立中长期供需调节模型，将封锁导致的持续性供应缺口、其他产油国的增产能力、绕道运输能力恢复速度、库存消耗水平和需求价格弹性变化纳入统一分析框架。随着封锁时间延长，部分国家可能通过提高产量弥补市场缺口，消费者也可能因高油价减少原油需求或转向替代能源；但与此同时，库存和战略储备的持续消耗会削弱市场缓冲能力，一旦库存低于安全阈值，市场对未来供应不足的担忧将重新增强，并可能导致油价出现二次跳涨或长期高位震荡。</w:t>
+      </w:r>
+    </w:p>
+    <w:p>
+      <w:pPr>
+        <w:ind w:firstLineChars="200" w:firstLine="480"/>
+        <w:rPr>
+          <w:rFonts w:hint="eastAsia"/>
+        </w:rPr>
+      </w:pPr>
+      <w:r>
+        <w:t>因此，问题二需要解决的关键任务是：在给定霍尔木兹海峡封锁持续情景下，预测封锁后</w:t>
+      </w:r>
+      <w:r>
+        <w:t>90—180</w:t>
+      </w:r>
+      <w:r>
+        <w:t>天国际原油价格的变化趋势，判断油价在中长期是否存在相对稳定的平衡点，并估计该平衡点或平衡区间。同时，还需要分析不同调节因素对油价平衡结果的影响程度，识别库存下降、运输瓶颈和供给恢复不足等可能引发价格跳变的风险因素。通过该问题的研究，可以进一步评估长期封锁情景下全球原油市场的自我修</w:t>
+      </w:r>
+      <w:r>
+        <w:lastRenderedPageBreak/>
+        <w:t>复能力和价格承压水平，为后续模型构建和能源安全风险分析提供依据。</w:t>
+      </w:r>
+    </w:p>
+    <w:p>
+      <w:pPr>
+        <w:pStyle w:val="2"/>
+        <w:rPr>
+          <w:rFonts w:hint="eastAsia"/>
+        </w:rPr>
+      </w:pPr>
+      <w:bookmarkStart w:id="12" w:name="_Toc231594980"/>
+      <w:bookmarkStart w:id="13" w:name="_Hlk231639636"/>
+      <w:r>
+        <w:t xml:space="preserve">1.4. </w:t>
+      </w:r>
+      <w:r>
+        <w:rPr>
+          <w:rFonts w:hint="eastAsia"/>
+        </w:rPr>
+        <w:t>问题分析</w:t>
+      </w:r>
+      <w:bookmarkEnd w:id="12"/>
+    </w:p>
+    <w:p>
+      <w:pPr>
+        <w:pStyle w:val="3"/>
+      </w:pPr>
+      <w:bookmarkStart w:id="14" w:name="_Toc231594981"/>
+      <w:r>
+        <w:rPr>
+          <w:rFonts w:hint="eastAsia"/>
+        </w:rPr>
+        <w:t>1.4.1</w:t>
+      </w:r>
+      <w:r>
+        <w:t>.</w:t>
+      </w:r>
+      <w:r>
+        <w:rPr>
+          <w:rFonts w:hint="eastAsia"/>
+        </w:rPr>
+        <w:t xml:space="preserve"> </w:t>
+      </w:r>
+      <w:r>
+        <w:rPr>
+          <w:rFonts w:hint="eastAsia"/>
+        </w:rPr>
+        <w:t>霍尔木兹海峡封锁对原油供给端的影响</w:t>
+      </w:r>
+      <w:bookmarkEnd w:id="14"/>
+    </w:p>
+    <w:p>
+      <w:pPr>
+        <w:spacing w:line="240" w:lineRule="auto"/>
+        <w:ind w:firstLineChars="200" w:firstLine="480"/>
+        <w:rPr>
+          <w:rFonts w:hint="eastAsia"/>
+        </w:rPr>
+      </w:pPr>
+      <w:r>
+        <w:t>霍尔木兹海峡是连接波斯湾与阿曼湾、印度洋的重要海上能源通道，也是中东原油进入国际市场的关键运输节点。根据美国能源信息署数据，</w:t>
+      </w:r>
+      <w:r>
+        <w:t>2024</w:t>
+      </w:r>
+      <w:r>
+        <w:t>年通过霍尔木兹海峡运输的石油流量约为每日</w:t>
+      </w:r>
+      <w:r>
+        <w:t>2000</w:t>
+      </w:r>
+      <w:r>
+        <w:t>万桶，相当于全球石油液体消费量的约</w:t>
+      </w:r>
+      <w:r>
+        <w:t>20%</w:t>
+      </w:r>
+      <w:r>
+        <w:t>，说明该海峡在全球原油贸易体系中具有明显的</w:t>
+      </w:r>
+      <w:r>
+        <w:t>“</w:t>
+      </w:r>
+      <w:r>
+        <w:t>咽喉通道</w:t>
+      </w:r>
+      <w:r>
+        <w:t>”</w:t>
+      </w:r>
+      <w:r>
+        <w:t>特征。国际能源署也指出，约四分之一的全球海运石油贸易需要经过霍尔木兹海峡，且可替代绕行方案较为有限。因此，一旦该海峡发生封锁，首先受到冲击的是原油供给端的可运输能力，而不是全球地下储量或名义产能本身。换言之，封锁并不一定意味着中东产油国完全失去生产能力，但会使相当一部分原油无法及时从波斯湾运往国际市场，从而形成实际可供应量下降</w:t>
+      </w:r>
+      <w:r>
+        <w:rPr>
+          <w:vertAlign w:val="superscript"/>
+        </w:rPr>
+        <w:fldChar w:fldCharType="begin"/>
+      </w:r>
+      <w:r>
+        <w:rPr>
+          <w:vertAlign w:val="superscript"/>
+        </w:rPr>
+        <w:instrText xml:space="preserve"> REF _Ref231640045 \r \h </w:instrText>
+      </w:r>
+      <w:r>
+        <w:rPr>
+          <w:vertAlign w:val="superscript"/>
+        </w:rPr>
+      </w:r>
+      <w:r>
+        <w:rPr>
+          <w:vertAlign w:val="superscript"/>
+        </w:rPr>
+        <w:instrText xml:space="preserve"> \* MERGEFORMAT </w:instrText>
+      </w:r>
+      <w:r>
+        <w:rPr>
+          <w:vertAlign w:val="superscript"/>
+        </w:rPr>
+        <w:fldChar w:fldCharType="separate"/>
+      </w:r>
+      <w:r>
+        <w:rPr>
+          <w:vertAlign w:val="superscript"/>
+        </w:rPr>
+        <w:t>[1</w:t>
+      </w:r>
+      <w:r>
+        <w:rPr>
+          <w:vertAlign w:val="superscript"/>
+        </w:rPr>
+        <w:t>]</w:t>
+      </w:r>
+      <w:r>
+        <w:rPr>
+          <w:vertAlign w:val="superscript"/>
+        </w:rPr>
+        <w:fldChar w:fldCharType="end"/>
+      </w:r>
+      <w:r>
+        <w:t>。</w:t>
+      </w:r>
+      <w:r>
+        <w:t> </w:t>
+      </w:r>
+    </w:p>
+    <w:p>
+      <w:pPr>
+        <w:spacing w:line="240" w:lineRule="auto"/>
+        <w:ind w:firstLineChars="200" w:firstLine="480"/>
+        <w:rPr>
+          <w:rFonts w:hint="eastAsia"/>
+        </w:rPr>
+      </w:pPr>
+      <w:r>
+        <w:t>从供给冲击机制来看，霍尔木兹海峡封锁会通过三个层面对国际原油市场产生影响。第一，封锁会直接减少海运出口量，使原本能够进入国际市场的中东原油出现阶段性中断，形成短期供应缺口。第二，封锁会压缩运输选择空间，即使部分原油可以通过管道、红海港口或其他替代路线转运，其运输能力、装卸能力和调度速度也难以在短时间内完全替代霍尔木兹海峡的运输规模。第三，封锁会提高运输风险和保险成本，使市场在实际供应减少之外进一步计入地缘政治风险溢价，导致供给端冲击被价格机制放大。</w:t>
+      </w:r>
+    </w:p>
+    <w:p>
+      <w:pPr>
+        <w:spacing w:line="240" w:lineRule="auto"/>
+        <w:ind w:firstLineChars="200" w:firstLine="480"/>
+        <w:rPr>
+          <w:rFonts w:hint="eastAsia"/>
+        </w:rPr>
+      </w:pPr>
+      <w:r>
+        <w:t>在建模过程中，霍尔木兹海峡封锁对供给端的影响可理解为</w:t>
+      </w:r>
+      <w:r>
+        <w:t>“</w:t>
+      </w:r>
+      <w:r>
+        <w:t>基准供给量的外生削减</w:t>
+      </w:r>
+      <w:r>
+        <w:t>”</w:t>
+      </w:r>
+      <w:r>
+        <w:t>。设正常情况下全球原油日供给量为稳定水平，封锁发生后，受影响的中东出口量按照封锁强度产生一定比例的中断；同时，绕道运输能力和其他产油国增产能力会逐步弥补部分缺口。因此，实际有效供给量不应简单等同于正常供给量减去全部受阻运输量，而应综合考虑封锁强度、替代运输恢复能力和其他地区增产响应。短期内，由于运输替代和增产响应存在滞后，供给缺口较大，油价可能快速上升；中长期内，随着替代运输和增产逐步发挥作用，供给缺口可能收窄，但若封锁持续时间较长，供给端仍会维持紧张状态。</w:t>
+      </w:r>
+    </w:p>
+    <w:p>
+      <w:pPr>
+        <w:spacing w:line="240" w:lineRule="auto"/>
+        <w:ind w:firstLineChars="200" w:firstLine="480"/>
+        <w:rPr>
+          <w:rFonts w:hint="eastAsia"/>
+        </w:rPr>
+      </w:pPr>
+      <w:r>
+        <w:t>因此，本文在问题分析中将霍尔木兹海峡封锁视为影响国际原油价格的核心外生冲击变量，并将其作用路径归纳为：封锁强度上升导致可运输原油减少，进而造成有效供给下降；有效供给下降扩大供需缺口，并通过价格调整机制推动国际原油价格上涨。该分析为后续建立动态供需平衡模型提供了基础，即在模型中需要重点刻画封锁导致的日度供应中断量、绕道运输补偿量以及其他产油国增产补偿量，从而更准确地反映供给端冲击对油价变化的影响。</w:t>
+      </w:r>
+    </w:p>
+    <w:p>
+      <w:pPr>
+        <w:pStyle w:val="3"/>
+        <w:spacing w:line="240" w:lineRule="auto"/>
+      </w:pPr>
+      <w:bookmarkStart w:id="15" w:name="_Toc231594982"/>
+      <w:bookmarkStart w:id="16" w:name="_Hlk231640008"/>
+      <w:bookmarkStart w:id="17" w:name="_Hlk231640074"/>
+      <w:bookmarkStart w:id="18" w:name="_Hlk231640077"/>
+      <w:bookmarkEnd w:id="13"/>
+      <w:r>
+        <w:rPr>
+          <w:rFonts w:hint="eastAsia"/>
+        </w:rPr>
+        <w:t>1</w:t>
+      </w:r>
+      <w:r>
+        <w:t xml:space="preserve">.4.2. </w:t>
+      </w:r>
+      <w:r>
+        <w:rPr>
+          <w:rFonts w:hint="eastAsia"/>
+        </w:rPr>
+        <w:t>战略储备、商业库存与绕道运输的缓冲作用</w:t>
+      </w:r>
+      <w:bookmarkEnd w:id="15"/>
+    </w:p>
+    <w:bookmarkEnd w:id="17"/>
+    <w:p>
+      <w:pPr>
+        <w:ind w:firstLineChars="200" w:firstLine="480"/>
+      </w:pPr>
+      <w:r>
+        <w:t>霍尔木兹海峡封锁造成的原油供给冲击并不会完全、立即转化为同等幅度的市场短缺，其原因在于国际原油市场存在一定的缓冲机制。首先，战略石油储备是应对重大供应中断的重要政策工具。当突发地缘政治冲突导致原油运输受阻时，相关国家可以通过释放战略储备向市场补充原油供应，从而在短期内缓解现货市场紧张程度。国</w:t>
+      </w:r>
+      <w:r>
+        <w:lastRenderedPageBreak/>
+        <w:t>际能源署成员国通常需要保持不低于</w:t>
+      </w:r>
+      <w:r>
+        <w:t>90</w:t>
+      </w:r>
+      <w:r>
+        <w:t>天净进口量的石油储备，并在严重供应中断时可以采取联合释放库存等应急措施，这说明战略储备具有稳定市场预期和降低短期供需缺口的作用。其次，商业库存也能够在封锁初期发挥调节功能，炼油企业和贸易商可以通过消耗已有库存维持生产和交付，减轻短期供应中断对终端消费和炼化环节的冲击。</w:t>
+      </w:r>
+    </w:p>
+    <w:p>
+      <w:pPr>
+        <w:ind w:firstLineChars="200" w:firstLine="480"/>
+        <w:rPr>
+          <w:rFonts w:hint="eastAsia"/>
+        </w:rPr>
+      </w:pPr>
+      <w:r>
+        <w:t>但是，战略储备和商业库存的缓冲能力具有明显的时效性和边界条件。库存释放只能在一定时间内弥补供应缺口，不能从根本上替代持续性的原油生产和运输能力。当封锁时间较短时，库存释放能够平滑供给冲击，使油价上涨速度相对放缓；当封锁持续时间较长时，库存水平会不断下降，市场对未来库存耗尽的担忧反而可能增强，从而推高风险溢价。因此，在模型分析中，库存不应被视为无限供给来源，而应被刻画为随时间递减的缓冲变量。当库存水平高于安全阈值时，市场仍具有一定抗冲击能力；当库存水平接近或低于安全阈值时，缓冲机制减弱，油价可能出现新的上涨压力。</w:t>
+      </w:r>
+    </w:p>
+    <w:p>
+      <w:pPr>
+        <w:ind w:firstLineChars="200" w:firstLine="480"/>
+      </w:pPr>
+      <w:r>
+        <w:t>除库存释放外，绕道运输也是缓解霍尔木兹海峡封锁影响的重要途径。部分中东原油可以通过沙特东西向输油管道、阿联酋阿布扎比原油管道等路线绕开霍尔木兹海峡进入国际市场。美国能源信息署指出，沙特和阿联酋相关管道合计具备一定绕行能力，但这些管道并非总是在满负荷运行，且可用于替代霍尔木兹海峡运输的实际能力仍然有限。国际能源署也指出，通过沙特通往红海的管道和阿联酋通往富查伊拉的管道，海湾地区约有每日</w:t>
+      </w:r>
+      <w:r>
+        <w:t>3.5</w:t>
+      </w:r>
+      <w:r>
+        <w:t>至</w:t>
+      </w:r>
+      <w:r>
+        <w:t>5.5</w:t>
+      </w:r>
+      <w:r>
+        <w:t>百万桶的可用替代出口能力。由此可见，绕道运输能够在一定程度上减少封锁造成的有效供给损失，但难以完全替代霍尔木兹海峡这一大规模海运通道。</w:t>
+      </w:r>
+    </w:p>
+    <w:p>
+      <w:pPr>
+        <w:ind w:firstLineChars="200" w:firstLine="480"/>
+      </w:pPr>
+      <w:r>
+        <w:t>因此，在后续建模中，战略储备、商业库存和绕道运输应共同作为供给端冲击的缓冲变量纳入分析。一方面，库存释放可以直接减少当期供需缺口，降低短期价格上升幅度；另一方面，绕道运输能力会随着时间逐步恢复，对中长期有效供给产生补偿作用。但二者均受到容量、速度和持续时间限制，其缓冲效果具有递减特征。本文可将封锁造成的原始供应中断量扣除库存释放量和绕道运输补偿量后，得到实际供需缺口，再通过价格调整机制分析油价动态变化。</w:t>
+      </w:r>
     </w:p>
     <w:p/>
     <w:p>
       <w:pPr>
-        <w:pStyle w:val="2"/>
-      </w:pPr>
-      <w:bookmarkStart w:id="8" w:name="_Toc231594977"/>
+        <w:pStyle w:val="3"/>
+      </w:pPr>
+      <w:bookmarkStart w:id="19" w:name="_Toc231594983"/>
+      <w:bookmarkEnd w:id="16"/>
+      <w:r>
+        <w:t xml:space="preserve">1.4.3. </w:t>
+      </w:r>
       <w:r>
         <w:rPr>
           <w:rFonts w:hint="eastAsia"/>
         </w:rPr>
-        <w:t>1.3</w:t>
-      </w:r>
-      <w:r>
-        <w:t>.</w:t>
-      </w:r>
-      <w:r>
-        <w:rPr>
-          <w:rFonts w:hint="eastAsia"/>
-        </w:rPr>
-        <w:t xml:space="preserve"> </w:t>
-      </w:r>
-      <w:r>
-        <w:rPr>
-          <w:rFonts w:hint="eastAsia"/>
-        </w:rPr>
-        <w:t>问题重述</w:t>
-      </w:r>
-      <w:bookmarkEnd w:id="8"/>
-    </w:p>
-    <w:p>
-      <w:pPr>
-        <w:pStyle w:val="3"/>
-      </w:pPr>
-      <w:bookmarkStart w:id="9" w:name="_Toc231594978"/>
-      <w:r>
-        <w:rPr>
-          <w:rFonts w:hint="eastAsia"/>
-        </w:rPr>
-        <w:t>1.3.1</w:t>
-      </w:r>
-      <w:r>
-        <w:t>.</w:t>
-      </w:r>
-      <w:r>
-        <w:rPr>
-          <w:rFonts w:hint="eastAsia"/>
-        </w:rPr>
-        <w:t xml:space="preserve"> </w:t>
-      </w:r>
-      <w:r>
-        <w:rPr>
-          <w:rFonts w:hint="eastAsia"/>
-        </w:rPr>
-        <w:t>问题一：短期冲击下油价动态演变</w:t>
-      </w:r>
-      <w:bookmarkEnd w:id="9"/>
-    </w:p>
-    <w:p>
-      <w:pPr>
-        <w:pStyle w:val="3"/>
-      </w:pPr>
-      <w:bookmarkStart w:id="10" w:name="_Toc231594979"/>
-      <w:r>
-        <w:rPr>
-          <w:rFonts w:hint="eastAsia"/>
-        </w:rPr>
-        <w:t>1</w:t>
-      </w:r>
-      <w:r>
-        <w:t>.</w:t>
-      </w:r>
-      <w:r>
-        <w:rPr>
-          <w:rFonts w:hint="eastAsia"/>
-        </w:rPr>
-        <w:t>3.2</w:t>
-      </w:r>
-      <w:r>
-        <w:t>.</w:t>
-      </w:r>
-      <w:r>
-        <w:rPr>
-          <w:rFonts w:hint="eastAsia"/>
-        </w:rPr>
-        <w:t xml:space="preserve"> </w:t>
-      </w:r>
-      <w:r>
-        <w:rPr>
-          <w:rFonts w:hint="eastAsia"/>
-        </w:rPr>
-        <w:t>问题二：中长期封锁下油价平衡点预测</w:t>
-      </w:r>
-      <w:bookmarkEnd w:id="10"/>
-    </w:p>
-    <w:p/>
-    <w:p>
-      <w:pPr>
-        <w:pStyle w:val="2"/>
-      </w:pPr>
-      <w:bookmarkStart w:id="11" w:name="_Toc231594980"/>
-      <w:r>
-        <w:t xml:space="preserve">1.4. </w:t>
-      </w:r>
-      <w:r>
-        <w:rPr>
-          <w:rFonts w:hint="eastAsia"/>
-        </w:rPr>
-        <w:t>问题分析</w:t>
-      </w:r>
-      <w:bookmarkEnd w:id="11"/>
-    </w:p>
-    <w:p/>
-    <w:p>
-      <w:pPr>
-        <w:pStyle w:val="3"/>
-      </w:pPr>
-      <w:bookmarkStart w:id="12" w:name="_Toc231594981"/>
-      <w:r>
-        <w:rPr>
-          <w:rFonts w:hint="eastAsia"/>
-        </w:rPr>
-        <w:t>1.4.1</w:t>
-      </w:r>
-      <w:r>
-        <w:t>.</w:t>
-      </w:r>
-      <w:r>
-        <w:rPr>
-          <w:rFonts w:hint="eastAsia"/>
-        </w:rPr>
-        <w:t xml:space="preserve"> </w:t>
-      </w:r>
-      <w:r>
-        <w:rPr>
-          <w:rFonts w:hint="eastAsia"/>
-        </w:rPr>
-        <w:t>霍尔木兹海峡封锁对原油供给端的影响</w:t>
-      </w:r>
-      <w:bookmarkEnd w:id="12"/>
-    </w:p>
-    <w:p>
-      <w:pPr>
-        <w:pStyle w:val="3"/>
-      </w:pPr>
-      <w:bookmarkStart w:id="13" w:name="_Toc231594982"/>
-      <w:r>
-        <w:rPr>
-          <w:rFonts w:hint="eastAsia"/>
-        </w:rPr>
-        <w:t>1</w:t>
-      </w:r>
-      <w:r>
-        <w:t xml:space="preserve">.4.2. </w:t>
-      </w:r>
-      <w:r>
-        <w:rPr>
-          <w:rFonts w:hint="eastAsia"/>
-        </w:rPr>
-        <w:t>战略储备、商业库存与绕道运输的缓冲作用</w:t>
-      </w:r>
-      <w:bookmarkEnd w:id="13"/>
-    </w:p>
-    <w:p>
-      <w:pPr>
-        <w:pStyle w:val="3"/>
-      </w:pPr>
-      <w:bookmarkStart w:id="14" w:name="_Toc231594983"/>
-      <w:r>
-        <w:t xml:space="preserve">1.4.3. </w:t>
-      </w:r>
-      <w:r>
-        <w:rPr>
-          <w:rFonts w:hint="eastAsia"/>
-        </w:rPr>
         <w:t>恐慌需求、价格弹性与市场预期的影响机制</w:t>
       </w:r>
-      <w:bookmarkEnd w:id="14"/>
-    </w:p>
+      <w:bookmarkEnd w:id="19"/>
+    </w:p>
+    <w:bookmarkEnd w:id="18"/>
     <w:p>
       <w:pPr>
         <w:sectPr>
@@ -6416,104 +6868,104 @@
           <w:numId w:val="40"/>
         </w:numPr>
       </w:pPr>
-      <w:bookmarkStart w:id="15" w:name="_Toc231594984"/>
+      <w:bookmarkStart w:id="20" w:name="_Toc231594984"/>
       <w:r>
         <w:lastRenderedPageBreak/>
         <w:t>模型假设与符号说明</w:t>
       </w:r>
-      <w:bookmarkEnd w:id="15"/>
+      <w:bookmarkEnd w:id="20"/>
     </w:p>
     <w:p>
       <w:pPr>
         <w:pStyle w:val="2"/>
       </w:pPr>
-      <w:bookmarkStart w:id="16" w:name="_Toc231594985"/>
+      <w:bookmarkStart w:id="21" w:name="_Toc231594985"/>
       <w:r>
         <w:t xml:space="preserve">2.1. </w:t>
       </w:r>
       <w:r>
         <w:t>模型假设</w:t>
       </w:r>
-      <w:bookmarkEnd w:id="16"/>
+      <w:bookmarkEnd w:id="21"/>
     </w:p>
     <w:p>
       <w:pPr>
         <w:pStyle w:val="3"/>
       </w:pPr>
-      <w:bookmarkStart w:id="17" w:name="_Toc231594986"/>
+      <w:bookmarkStart w:id="22" w:name="_Toc231594986"/>
       <w:r>
         <w:t xml:space="preserve">2.1.1. </w:t>
       </w:r>
       <w:r>
         <w:t>原油市场供需平衡假设</w:t>
       </w:r>
-      <w:bookmarkEnd w:id="17"/>
+      <w:bookmarkEnd w:id="22"/>
     </w:p>
     <w:p>
       <w:pPr>
         <w:pStyle w:val="3"/>
       </w:pPr>
-      <w:bookmarkStart w:id="18" w:name="_Toc231594987"/>
+      <w:bookmarkStart w:id="23" w:name="_Toc231594987"/>
       <w:r>
         <w:t xml:space="preserve">2.1.2. </w:t>
       </w:r>
       <w:r>
         <w:t>霍尔木兹海峡封锁强度假设</w:t>
       </w:r>
-      <w:bookmarkEnd w:id="18"/>
+      <w:bookmarkEnd w:id="23"/>
     </w:p>
     <w:p>
       <w:pPr>
         <w:pStyle w:val="3"/>
       </w:pPr>
-      <w:bookmarkStart w:id="19" w:name="_Toc231594988"/>
+      <w:bookmarkStart w:id="24" w:name="_Toc231594988"/>
       <w:r>
         <w:t xml:space="preserve">2.1.3. </w:t>
       </w:r>
       <w:r>
         <w:t>库存释放与战略储备调用假设</w:t>
       </w:r>
-      <w:bookmarkEnd w:id="19"/>
+      <w:bookmarkEnd w:id="24"/>
     </w:p>
     <w:p>
       <w:pPr>
         <w:pStyle w:val="3"/>
       </w:pPr>
-      <w:bookmarkStart w:id="20" w:name="_Toc231594989"/>
+      <w:bookmarkStart w:id="25" w:name="_Toc231594989"/>
       <w:r>
         <w:t xml:space="preserve">2.1.4. </w:t>
       </w:r>
       <w:r>
         <w:t>绕道运输能力恢复假设</w:t>
       </w:r>
-      <w:bookmarkEnd w:id="20"/>
+      <w:bookmarkEnd w:id="25"/>
     </w:p>
     <w:p>
       <w:pPr>
         <w:pStyle w:val="3"/>
       </w:pPr>
-      <w:bookmarkStart w:id="21" w:name="_Toc231594990"/>
+      <w:bookmarkStart w:id="26" w:name="_Toc231594990"/>
       <w:r>
         <w:t xml:space="preserve">2.1.5. </w:t>
       </w:r>
       <w:r>
         <w:t>需求价格弹性假设</w:t>
       </w:r>
-      <w:bookmarkEnd w:id="21"/>
+      <w:bookmarkEnd w:id="26"/>
     </w:p>
     <w:p/>
     <w:p>
       <w:pPr>
         <w:pStyle w:val="2"/>
       </w:pPr>
-      <w:bookmarkStart w:id="22" w:name="_Toc231594991"/>
+      <w:bookmarkStart w:id="27" w:name="_Toc231594991"/>
       <w:r>
         <w:t xml:space="preserve">2.2. </w:t>
       </w:r>
       <w:r>
         <w:t>符号说明</w:t>
       </w:r>
-      <w:bookmarkEnd w:id="22"/>
+      <w:bookmarkEnd w:id="27"/>
     </w:p>
     <w:p>
       <w:pPr>
@@ -6533,12 +6985,12 @@
           <w:numId w:val="40"/>
         </w:numPr>
       </w:pPr>
-      <w:bookmarkStart w:id="23" w:name="_Toc231594992"/>
+      <w:bookmarkStart w:id="28" w:name="_Toc231594992"/>
       <w:r>
         <w:lastRenderedPageBreak/>
         <w:t>数据来源与预处理</w:t>
       </w:r>
-      <w:bookmarkEnd w:id="23"/>
+      <w:bookmarkEnd w:id="28"/>
     </w:p>
     <w:p>
       <w:pPr>
@@ -6551,11 +7003,11 @@
       <w:r>
         <w:t xml:space="preserve"> </w:t>
       </w:r>
-      <w:bookmarkStart w:id="24" w:name="_Toc231594993"/>
+      <w:bookmarkStart w:id="29" w:name="_Toc231594993"/>
       <w:r>
         <w:t>数据来源说明</w:t>
       </w:r>
-      <w:bookmarkEnd w:id="24"/>
+      <w:bookmarkEnd w:id="29"/>
     </w:p>
     <w:p>
       <w:pPr>
@@ -6565,14 +7017,14 @@
           <w:numId w:val="40"/>
         </w:numPr>
       </w:pPr>
-      <w:bookmarkStart w:id="25" w:name="_Toc231594994"/>
+      <w:bookmarkStart w:id="30" w:name="_Toc231594994"/>
       <w:r>
         <w:rPr>
           <w:rFonts w:hint="eastAsia"/>
         </w:rPr>
         <w:t>布伦特原油期货主力合约价格数据</w:t>
       </w:r>
-      <w:bookmarkEnd w:id="25"/>
+      <w:bookmarkEnd w:id="30"/>
     </w:p>
     <w:p>
       <w:pPr>
@@ -6582,14 +7034,14 @@
           <w:numId w:val="40"/>
         </w:numPr>
       </w:pPr>
-      <w:bookmarkStart w:id="26" w:name="_Toc231594995"/>
+      <w:bookmarkStart w:id="31" w:name="_Toc231594995"/>
       <w:r>
         <w:rPr>
           <w:rFonts w:hint="eastAsia"/>
         </w:rPr>
         <w:t>全球原油供需基础数据</w:t>
       </w:r>
-      <w:bookmarkEnd w:id="26"/>
+      <w:bookmarkEnd w:id="31"/>
     </w:p>
     <w:p>
       <w:pPr>
@@ -6599,14 +7051,14 @@
           <w:numId w:val="40"/>
         </w:numPr>
       </w:pPr>
-      <w:bookmarkStart w:id="27" w:name="_Toc231594996"/>
+      <w:bookmarkStart w:id="32" w:name="_Toc231594996"/>
       <w:r>
         <w:rPr>
           <w:rFonts w:hint="eastAsia"/>
         </w:rPr>
         <w:t>战略储备、商业库存与需求下降数据</w:t>
       </w:r>
-      <w:bookmarkEnd w:id="27"/>
+      <w:bookmarkEnd w:id="32"/>
     </w:p>
     <w:p/>
     <w:p>
@@ -6620,14 +7072,14 @@
       <w:r>
         <w:t xml:space="preserve"> </w:t>
       </w:r>
-      <w:bookmarkStart w:id="28" w:name="_Toc231594997"/>
+      <w:bookmarkStart w:id="33" w:name="_Toc231594997"/>
       <w:r>
         <w:rPr>
           <w:rFonts w:hint="eastAsia"/>
         </w:rPr>
         <w:t>缺失值处理</w:t>
       </w:r>
-      <w:bookmarkEnd w:id="28"/>
+      <w:bookmarkEnd w:id="33"/>
     </w:p>
     <w:p>
       <w:pPr>
@@ -6640,14 +7092,14 @@
       <w:r>
         <w:t xml:space="preserve"> </w:t>
       </w:r>
-      <w:bookmarkStart w:id="29" w:name="_Toc231594998"/>
+      <w:bookmarkStart w:id="34" w:name="_Toc231594998"/>
       <w:r>
         <w:rPr>
           <w:rFonts w:hint="eastAsia"/>
         </w:rPr>
         <w:t>异常值处理</w:t>
       </w:r>
-      <w:bookmarkEnd w:id="29"/>
+      <w:bookmarkEnd w:id="34"/>
     </w:p>
     <w:p/>
     <w:p>
@@ -6661,14 +7113,14 @@
       <w:r>
         <w:t xml:space="preserve"> </w:t>
       </w:r>
-      <w:bookmarkStart w:id="30" w:name="_Toc231594999"/>
+      <w:bookmarkStart w:id="35" w:name="_Toc231594999"/>
       <w:r>
         <w:rPr>
           <w:rFonts w:hint="eastAsia"/>
         </w:rPr>
         <w:t>时间序列数据整理</w:t>
       </w:r>
-      <w:bookmarkEnd w:id="30"/>
+      <w:bookmarkEnd w:id="35"/>
     </w:p>
     <w:p>
       <w:pPr>
@@ -6681,14 +7133,14 @@
       <w:r>
         <w:t xml:space="preserve"> </w:t>
       </w:r>
-      <w:bookmarkStart w:id="31" w:name="_Toc231595000"/>
+      <w:bookmarkStart w:id="36" w:name="_Toc231595000"/>
       <w:r>
         <w:rPr>
           <w:rFonts w:hint="eastAsia"/>
         </w:rPr>
         <w:t>数据标准化与指标量纲统一</w:t>
       </w:r>
-      <w:bookmarkEnd w:id="31"/>
+      <w:bookmarkEnd w:id="36"/>
     </w:p>
     <w:p/>
     <w:p>
@@ -6702,14 +7154,14 @@
       <w:r>
         <w:t xml:space="preserve"> </w:t>
       </w:r>
-      <w:bookmarkStart w:id="32" w:name="_Toc231595001"/>
+      <w:bookmarkStart w:id="37" w:name="_Toc231595001"/>
       <w:r>
         <w:rPr>
           <w:rFonts w:hint="eastAsia"/>
         </w:rPr>
         <w:t>描述性统计分析</w:t>
       </w:r>
-      <w:bookmarkEnd w:id="32"/>
+      <w:bookmarkEnd w:id="37"/>
     </w:p>
     <w:p/>
     <w:p>
@@ -6723,14 +7175,14 @@
       <w:r>
         <w:t xml:space="preserve"> </w:t>
       </w:r>
-      <w:bookmarkStart w:id="33" w:name="_Toc231595002"/>
+      <w:bookmarkStart w:id="38" w:name="_Toc231595002"/>
       <w:r>
         <w:rPr>
           <w:rFonts w:hint="eastAsia"/>
         </w:rPr>
         <w:t>布伦特原油价格走势可视化分析</w:t>
       </w:r>
-      <w:bookmarkEnd w:id="33"/>
+      <w:bookmarkEnd w:id="38"/>
     </w:p>
     <w:p>
       <w:pPr>
@@ -6746,7 +7198,7 @@
       <w:pPr>
         <w:pStyle w:val="1"/>
       </w:pPr>
-      <w:bookmarkStart w:id="34" w:name="_Toc231595003"/>
+      <w:bookmarkStart w:id="39" w:name="_Toc231595003"/>
       <w:r>
         <w:lastRenderedPageBreak/>
         <w:t xml:space="preserve">4. </w:t>
@@ -6754,13 +7206,13 @@
       <w:r>
         <w:t>问题一：基于动态供需平衡模型的短期油价冲击分析</w:t>
       </w:r>
-      <w:bookmarkEnd w:id="34"/>
+      <w:bookmarkEnd w:id="39"/>
     </w:p>
     <w:p>
       <w:pPr>
         <w:pStyle w:val="2"/>
       </w:pPr>
-      <w:bookmarkStart w:id="35" w:name="_Toc231595004"/>
+      <w:bookmarkStart w:id="40" w:name="_Toc231595004"/>
       <w:r>
         <w:rPr>
           <w:rFonts w:hint="eastAsia"/>
@@ -6782,13 +7234,13 @@
         </w:rPr>
         <w:t>问题一分析</w:t>
       </w:r>
-      <w:bookmarkEnd w:id="35"/>
+      <w:bookmarkEnd w:id="40"/>
     </w:p>
     <w:p>
       <w:pPr>
         <w:pStyle w:val="2"/>
       </w:pPr>
-      <w:bookmarkStart w:id="36" w:name="_Toc231595005"/>
+      <w:bookmarkStart w:id="41" w:name="_Toc231595005"/>
       <w:r>
         <w:rPr>
           <w:rFonts w:hint="eastAsia"/>
@@ -6810,13 +7262,13 @@
         </w:rPr>
         <w:t>短期供需平衡模型构建</w:t>
       </w:r>
-      <w:bookmarkEnd w:id="36"/>
+      <w:bookmarkEnd w:id="41"/>
     </w:p>
     <w:p>
       <w:pPr>
         <w:pStyle w:val="3"/>
       </w:pPr>
-      <w:bookmarkStart w:id="37" w:name="_Toc231595006"/>
+      <w:bookmarkStart w:id="42" w:name="_Toc231595006"/>
       <w:r>
         <w:t> 4.2.1</w:t>
       </w:r>
@@ -6832,13 +7284,13 @@
         </w:rPr>
         <w:t>供应中断、绕道运输与储备释放建模</w:t>
       </w:r>
-      <w:bookmarkEnd w:id="37"/>
+      <w:bookmarkEnd w:id="42"/>
     </w:p>
     <w:p>
       <w:pPr>
         <w:pStyle w:val="3"/>
       </w:pPr>
-      <w:bookmarkStart w:id="38" w:name="_Toc231595007"/>
+      <w:bookmarkStart w:id="43" w:name="_Toc231595007"/>
       <w:r>
         <w:t> 4.2.2</w:t>
       </w:r>
@@ -6854,13 +7306,13 @@
         </w:rPr>
         <w:t>恐慌需求与短期价格弹性建模</w:t>
       </w:r>
-      <w:bookmarkEnd w:id="38"/>
+      <w:bookmarkEnd w:id="43"/>
     </w:p>
     <w:p>
       <w:pPr>
         <w:pStyle w:val="3"/>
       </w:pPr>
-      <w:bookmarkStart w:id="39" w:name="_Toc231595008"/>
+      <w:bookmarkStart w:id="44" w:name="_Toc231595008"/>
       <w:r>
         <w:t> 4.2.3</w:t>
       </w:r>
@@ -6876,14 +7328,14 @@
         </w:rPr>
         <w:t>日度供需缺口与价格调整机制</w:t>
       </w:r>
-      <w:bookmarkEnd w:id="39"/>
+      <w:bookmarkEnd w:id="44"/>
     </w:p>
     <w:p/>
     <w:p>
       <w:pPr>
         <w:pStyle w:val="2"/>
       </w:pPr>
-      <w:bookmarkStart w:id="40" w:name="_Toc231595009"/>
+      <w:bookmarkStart w:id="45" w:name="_Toc231595009"/>
       <w:r>
         <w:rPr>
           <w:rFonts w:hint="eastAsia"/>
@@ -6905,13 +7357,13 @@
         </w:rPr>
         <w:t>模型参数设定与数据拟合</w:t>
       </w:r>
-      <w:bookmarkEnd w:id="40"/>
+      <w:bookmarkEnd w:id="45"/>
     </w:p>
     <w:p>
       <w:pPr>
         <w:pStyle w:val="3"/>
       </w:pPr>
-      <w:bookmarkStart w:id="41" w:name="_Toc231595010"/>
+      <w:bookmarkStart w:id="46" w:name="_Toc231595010"/>
       <w:r>
         <w:t> 4.3.1</w:t>
       </w:r>
@@ -6927,13 +7379,13 @@
         </w:rPr>
         <w:t>参数初值设定</w:t>
       </w:r>
-      <w:bookmarkEnd w:id="41"/>
+      <w:bookmarkEnd w:id="46"/>
     </w:p>
     <w:p>
       <w:pPr>
         <w:pStyle w:val="3"/>
       </w:pPr>
-      <w:bookmarkStart w:id="42" w:name="_Toc231595011"/>
+      <w:bookmarkStart w:id="47" w:name="_Toc231595011"/>
       <w:r>
         <w:t> 4.3.2</w:t>
       </w:r>
@@ -6949,13 +7401,13 @@
         </w:rPr>
         <w:t>基于布伦特原油价格数据的模型校准</w:t>
       </w:r>
-      <w:bookmarkEnd w:id="42"/>
+      <w:bookmarkEnd w:id="47"/>
     </w:p>
     <w:p>
       <w:pPr>
         <w:pStyle w:val="3"/>
       </w:pPr>
-      <w:bookmarkStart w:id="43" w:name="_Toc231595012"/>
+      <w:bookmarkStart w:id="48" w:name="_Toc231595012"/>
       <w:r>
         <w:t> 4.3.3</w:t>
       </w:r>
@@ -6971,14 +7423,14 @@
         </w:rPr>
         <w:t>模型拟合效果评价</w:t>
       </w:r>
-      <w:bookmarkEnd w:id="43"/>
+      <w:bookmarkEnd w:id="48"/>
     </w:p>
     <w:p/>
     <w:p>
       <w:pPr>
         <w:pStyle w:val="2"/>
       </w:pPr>
-      <w:bookmarkStart w:id="44" w:name="_Toc231595013"/>
+      <w:bookmarkStart w:id="49" w:name="_Toc231595013"/>
       <w:r>
         <w:rPr>
           <w:rFonts w:hint="eastAsia"/>
@@ -7000,13 +7452,13 @@
         </w:rPr>
         <w:t>短期油价模拟结果分析</w:t>
       </w:r>
-      <w:bookmarkEnd w:id="44"/>
+      <w:bookmarkEnd w:id="49"/>
     </w:p>
     <w:p>
       <w:pPr>
         <w:pStyle w:val="3"/>
       </w:pPr>
-      <w:bookmarkStart w:id="45" w:name="_Toc231595014"/>
+      <w:bookmarkStart w:id="50" w:name="_Toc231595014"/>
       <w:r>
         <w:t> 4.4.1</w:t>
       </w:r>
@@ -7022,13 +7474,13 @@
         </w:rPr>
         <w:t>天油价演化结果</w:t>
       </w:r>
-      <w:bookmarkEnd w:id="45"/>
+      <w:bookmarkEnd w:id="50"/>
     </w:p>
     <w:p>
       <w:pPr>
         <w:pStyle w:val="3"/>
       </w:pPr>
-      <w:bookmarkStart w:id="46" w:name="_Toc231595015"/>
+      <w:bookmarkStart w:id="51" w:name="_Toc231595015"/>
       <w:r>
         <w:t> 4.4.2</w:t>
       </w:r>
@@ -7044,13 +7496,13 @@
         </w:rPr>
         <w:t>供需缺口与库存缓冲效果分析</w:t>
       </w:r>
-      <w:bookmarkEnd w:id="46"/>
+      <w:bookmarkEnd w:id="51"/>
     </w:p>
     <w:p>
       <w:pPr>
         <w:pStyle w:val="3"/>
       </w:pPr>
-      <w:bookmarkStart w:id="47" w:name="_Toc231595016"/>
+      <w:bookmarkStart w:id="52" w:name="_Toc231595016"/>
       <w:r>
         <w:t> 4.4.3</w:t>
       </w:r>
@@ -7066,14 +7518,14 @@
         </w:rPr>
         <w:t>战略储备和绕道运输影响分析</w:t>
       </w:r>
-      <w:bookmarkEnd w:id="47"/>
+      <w:bookmarkEnd w:id="52"/>
     </w:p>
     <w:p/>
     <w:p>
       <w:pPr>
         <w:pStyle w:val="2"/>
       </w:pPr>
-      <w:bookmarkStart w:id="48" w:name="_Toc231595017"/>
+      <w:bookmarkStart w:id="53" w:name="_Toc231595017"/>
       <w:r>
         <w:rPr>
           <w:rFonts w:hint="eastAsia"/>
@@ -7095,7 +7547,7 @@
         </w:rPr>
         <w:t>问题一小结</w:t>
       </w:r>
-      <w:bookmarkEnd w:id="48"/>
+      <w:bookmarkEnd w:id="53"/>
     </w:p>
     <w:p>
       <w:pPr>
@@ -7112,7 +7564,7 @@
       <w:pPr>
         <w:pStyle w:val="1"/>
       </w:pPr>
-      <w:bookmarkStart w:id="49" w:name="_Toc231595018"/>
+      <w:bookmarkStart w:id="54" w:name="_Toc231595018"/>
       <w:r>
         <w:lastRenderedPageBreak/>
         <w:t xml:space="preserve">5. </w:t>
@@ -7123,13 +7575,13 @@
         </w:rPr>
         <w:t>问题二：中长期封锁下的油价调节与平衡点预测模型</w:t>
       </w:r>
-      <w:bookmarkEnd w:id="49"/>
+      <w:bookmarkEnd w:id="54"/>
     </w:p>
     <w:p>
       <w:pPr>
         <w:pStyle w:val="2"/>
       </w:pPr>
-      <w:bookmarkStart w:id="50" w:name="_Toc231595019"/>
+      <w:bookmarkStart w:id="55" w:name="_Toc231595019"/>
       <w:r>
         <w:rPr>
           <w:rFonts w:hint="eastAsia"/>
@@ -7151,13 +7603,13 @@
         </w:rPr>
         <w:t>问题二分析</w:t>
       </w:r>
-      <w:bookmarkEnd w:id="50"/>
+      <w:bookmarkEnd w:id="55"/>
     </w:p>
     <w:p>
       <w:pPr>
         <w:pStyle w:val="2"/>
       </w:pPr>
-      <w:bookmarkStart w:id="51" w:name="_Toc231595020"/>
+      <w:bookmarkStart w:id="56" w:name="_Toc231595020"/>
       <w:r>
         <w:rPr>
           <w:rFonts w:hint="eastAsia"/>
@@ -7179,13 +7631,13 @@
         </w:rPr>
         <w:t>中长期供需调节模型构建</w:t>
       </w:r>
-      <w:bookmarkEnd w:id="51"/>
+      <w:bookmarkEnd w:id="56"/>
     </w:p>
     <w:p>
       <w:pPr>
         <w:pStyle w:val="3"/>
       </w:pPr>
-      <w:bookmarkStart w:id="52" w:name="_Toc231595021"/>
+      <w:bookmarkStart w:id="57" w:name="_Toc231595021"/>
       <w:r>
         <w:t> 5.2.1</w:t>
       </w:r>
@@ -7201,13 +7653,13 @@
         </w:rPr>
         <w:t>其他产油国增产响应建模</w:t>
       </w:r>
-      <w:bookmarkEnd w:id="52"/>
+      <w:bookmarkEnd w:id="57"/>
     </w:p>
     <w:p>
       <w:pPr>
         <w:pStyle w:val="3"/>
       </w:pPr>
-      <w:bookmarkStart w:id="53" w:name="_Toc231595022"/>
+      <w:bookmarkStart w:id="58" w:name="_Toc231595022"/>
       <w:r>
         <w:t> 5.2.2</w:t>
       </w:r>
@@ -7223,13 +7675,13 @@
         </w:rPr>
         <w:t>长期需求价格弹性修正</w:t>
       </w:r>
-      <w:bookmarkEnd w:id="53"/>
+      <w:bookmarkEnd w:id="58"/>
     </w:p>
     <w:p>
       <w:pPr>
         <w:pStyle w:val="3"/>
       </w:pPr>
-      <w:bookmarkStart w:id="54" w:name="_Toc231595023"/>
+      <w:bookmarkStart w:id="59" w:name="_Toc231595023"/>
       <w:r>
         <w:t> 5.2.3</w:t>
       </w:r>
@@ -7245,14 +7697,14 @@
         </w:rPr>
         <w:t>库存消耗与运输瓶颈约束</w:t>
       </w:r>
-      <w:bookmarkEnd w:id="54"/>
+      <w:bookmarkEnd w:id="59"/>
     </w:p>
     <w:p/>
     <w:p>
       <w:pPr>
         <w:pStyle w:val="2"/>
       </w:pPr>
-      <w:bookmarkStart w:id="55" w:name="_Toc231595024"/>
+      <w:bookmarkStart w:id="60" w:name="_Toc231595024"/>
       <w:r>
         <w:rPr>
           <w:rFonts w:hint="eastAsia"/>
@@ -7274,13 +7726,13 @@
         </w:rPr>
         <w:t>油价平衡点与跳变风险模型</w:t>
       </w:r>
-      <w:bookmarkEnd w:id="55"/>
+      <w:bookmarkEnd w:id="60"/>
     </w:p>
     <w:p>
       <w:pPr>
         <w:pStyle w:val="3"/>
       </w:pPr>
-      <w:bookmarkStart w:id="56" w:name="_Toc231595025"/>
+      <w:bookmarkStart w:id="61" w:name="_Toc231595025"/>
       <w:r>
         <w:t> 5.3.1</w:t>
       </w:r>
@@ -7296,13 +7748,13 @@
         </w:rPr>
         <w:t>中长期供需均衡条件</w:t>
       </w:r>
-      <w:bookmarkEnd w:id="56"/>
+      <w:bookmarkEnd w:id="61"/>
     </w:p>
     <w:p>
       <w:pPr>
         <w:pStyle w:val="3"/>
       </w:pPr>
-      <w:bookmarkStart w:id="57" w:name="_Toc231595026"/>
+      <w:bookmarkStart w:id="62" w:name="_Toc231595026"/>
       <w:r>
         <w:t> 5.3.2</w:t>
       </w:r>
@@ -7318,13 +7770,13 @@
         </w:rPr>
         <w:t>价格平衡点求解</w:t>
       </w:r>
-      <w:bookmarkEnd w:id="57"/>
+      <w:bookmarkEnd w:id="62"/>
     </w:p>
     <w:p>
       <w:pPr>
         <w:pStyle w:val="3"/>
       </w:pPr>
-      <w:bookmarkStart w:id="58" w:name="_Toc231595027"/>
+      <w:bookmarkStart w:id="63" w:name="_Toc231595027"/>
       <w:r>
         <w:t> 5.3.3</w:t>
       </w:r>
@@ -7340,14 +7792,14 @@
         </w:rPr>
         <w:t>库存阈值与价格跳变风险判断</w:t>
       </w:r>
-      <w:bookmarkEnd w:id="58"/>
+      <w:bookmarkEnd w:id="63"/>
     </w:p>
     <w:p/>
     <w:p>
       <w:pPr>
         <w:pStyle w:val="2"/>
       </w:pPr>
-      <w:bookmarkStart w:id="59" w:name="_Toc231595028"/>
+      <w:bookmarkStart w:id="64" w:name="_Toc231595028"/>
       <w:r>
         <w:rPr>
           <w:rFonts w:hint="eastAsia"/>
@@ -7369,13 +7821,13 @@
         </w:rPr>
         <w:t>中长期油价预测结果分析</w:t>
       </w:r>
-      <w:bookmarkEnd w:id="59"/>
+      <w:bookmarkEnd w:id="64"/>
     </w:p>
     <w:p>
       <w:pPr>
         <w:pStyle w:val="3"/>
       </w:pPr>
-      <w:bookmarkStart w:id="60" w:name="_Toc231595029"/>
+      <w:bookmarkStart w:id="65" w:name="_Toc231595029"/>
       <w:r>
         <w:t> 5.4.1. 90—180</w:t>
       </w:r>
@@ -7385,13 +7837,13 @@
         </w:rPr>
         <w:t>天油价预测结果</w:t>
       </w:r>
-      <w:bookmarkEnd w:id="60"/>
+      <w:bookmarkEnd w:id="65"/>
     </w:p>
     <w:p>
       <w:pPr>
         <w:pStyle w:val="3"/>
       </w:pPr>
-      <w:bookmarkStart w:id="61" w:name="_Toc231595030"/>
+      <w:bookmarkStart w:id="66" w:name="_Toc231595030"/>
       <w:r>
         <w:t xml:space="preserve"> 5.4.2. </w:t>
       </w:r>
@@ -7401,13 +7853,13 @@
         </w:rPr>
         <w:t>不同调节因素对油价的影响</w:t>
       </w:r>
-      <w:bookmarkEnd w:id="61"/>
+      <w:bookmarkEnd w:id="66"/>
     </w:p>
     <w:p>
       <w:pPr>
         <w:pStyle w:val="3"/>
       </w:pPr>
-      <w:bookmarkStart w:id="62" w:name="_Toc231595031"/>
+      <w:bookmarkStart w:id="67" w:name="_Toc231595031"/>
       <w:r>
         <w:t xml:space="preserve"> 5.4.3. </w:t>
       </w:r>
@@ -7417,7 +7869,7 @@
         </w:rPr>
         <w:t>油价平衡区间分析</w:t>
       </w:r>
-      <w:bookmarkEnd w:id="62"/>
+      <w:bookmarkEnd w:id="67"/>
     </w:p>
     <w:p/>
     <w:p>
@@ -7437,14 +7889,14 @@
       <w:r>
         <w:t xml:space="preserve"> </w:t>
       </w:r>
-      <w:bookmarkStart w:id="63" w:name="_Toc231595032"/>
+      <w:bookmarkStart w:id="68" w:name="_Toc231595032"/>
       <w:r>
         <w:rPr>
           <w:rFonts w:hint="eastAsia"/>
         </w:rPr>
         <w:t>问题二小结</w:t>
       </w:r>
-      <w:bookmarkEnd w:id="63"/>
+      <w:bookmarkEnd w:id="68"/>
     </w:p>
     <w:p>
       <w:pPr>
@@ -7454,7 +7906,7 @@
           <w:numId w:val="44"/>
         </w:numPr>
       </w:pPr>
-      <w:bookmarkStart w:id="64" w:name="_Toc231595033"/>
+      <w:bookmarkStart w:id="69" w:name="_Toc231595033"/>
       <w:r>
         <w:rPr>
           <w:rFonts w:hint="eastAsia"/>
@@ -7462,13 +7914,13 @@
         <w:lastRenderedPageBreak/>
         <w:t>模型评价与改进</w:t>
       </w:r>
-      <w:bookmarkEnd w:id="64"/>
+      <w:bookmarkEnd w:id="69"/>
     </w:p>
     <w:p>
       <w:pPr>
         <w:pStyle w:val="2"/>
       </w:pPr>
-      <w:bookmarkStart w:id="65" w:name="_Toc231595034"/>
+      <w:bookmarkStart w:id="70" w:name="_Toc231595034"/>
       <w:r>
         <w:rPr>
           <w:rFonts w:hint="eastAsia"/>
@@ -7490,13 +7942,13 @@
         </w:rPr>
         <w:t>模型评价</w:t>
       </w:r>
-      <w:bookmarkEnd w:id="65"/>
+      <w:bookmarkEnd w:id="70"/>
     </w:p>
     <w:p>
       <w:pPr>
         <w:pStyle w:val="3"/>
       </w:pPr>
-      <w:bookmarkStart w:id="66" w:name="_Toc231595035"/>
+      <w:bookmarkStart w:id="71" w:name="_Toc231595035"/>
       <w:r>
         <w:t> </w:t>
       </w:r>
@@ -7521,13 +7973,13 @@
         </w:rPr>
         <w:t>模型优点</w:t>
       </w:r>
-      <w:bookmarkEnd w:id="66"/>
+      <w:bookmarkEnd w:id="71"/>
     </w:p>
     <w:p>
       <w:pPr>
         <w:pStyle w:val="3"/>
       </w:pPr>
-      <w:bookmarkStart w:id="67" w:name="_Toc231595036"/>
+      <w:bookmarkStart w:id="72" w:name="_Toc231595036"/>
       <w:r>
         <w:t> </w:t>
       </w:r>
@@ -7552,14 +8004,14 @@
         </w:rPr>
         <w:t>模型不足</w:t>
       </w:r>
-      <w:bookmarkEnd w:id="67"/>
+      <w:bookmarkEnd w:id="72"/>
     </w:p>
     <w:p/>
     <w:p>
       <w:pPr>
         <w:pStyle w:val="2"/>
       </w:pPr>
-      <w:bookmarkStart w:id="68" w:name="_Toc231595037"/>
+      <w:bookmarkStart w:id="73" w:name="_Toc231595037"/>
       <w:r>
         <w:rPr>
           <w:rFonts w:hint="eastAsia"/>
@@ -7581,13 +8033,13 @@
         </w:rPr>
         <w:t>模型改进方向</w:t>
       </w:r>
-      <w:bookmarkEnd w:id="68"/>
+      <w:bookmarkEnd w:id="73"/>
     </w:p>
     <w:p>
       <w:pPr>
         <w:pStyle w:val="3"/>
       </w:pPr>
-      <w:bookmarkStart w:id="69" w:name="_Toc231595038"/>
+      <w:bookmarkStart w:id="74" w:name="_Toc231595038"/>
       <w:r>
         <w:t> </w:t>
       </w:r>
@@ -7612,13 +8064,13 @@
         </w:rPr>
         <w:t>参数不确定性的改进</w:t>
       </w:r>
-      <w:bookmarkEnd w:id="69"/>
+      <w:bookmarkEnd w:id="74"/>
     </w:p>
     <w:p>
       <w:pPr>
         <w:pStyle w:val="3"/>
       </w:pPr>
-      <w:bookmarkStart w:id="70" w:name="_Toc231595039"/>
+      <w:bookmarkStart w:id="75" w:name="_Toc231595039"/>
       <w:r>
         <w:t> </w:t>
       </w:r>
@@ -7643,13 +8095,13 @@
         </w:rPr>
         <w:t>市场预期与投机因素的补充</w:t>
       </w:r>
-      <w:bookmarkEnd w:id="70"/>
+      <w:bookmarkEnd w:id="75"/>
     </w:p>
     <w:p>
       <w:pPr>
         <w:pStyle w:val="3"/>
       </w:pPr>
-      <w:bookmarkStart w:id="71" w:name="_Toc231595040"/>
+      <w:bookmarkStart w:id="76" w:name="_Toc231595040"/>
       <w:r>
         <w:t> </w:t>
       </w:r>
@@ -7674,7 +8126,7 @@
         </w:rPr>
         <w:t>多源数据与机器学习方法的引入</w:t>
       </w:r>
-      <w:bookmarkEnd w:id="71"/>
+      <w:bookmarkEnd w:id="76"/>
     </w:p>
     <w:p>
       <w:pPr>
@@ -7690,6 +8142,145 @@
     <w:p>
       <w:pPr>
         <w:pStyle w:val="1"/>
+      </w:pPr>
+      <w:bookmarkStart w:id="77" w:name="_Toc231595041"/>
+      <w:r>
+        <w:rPr>
+          <w:rFonts w:hint="eastAsia"/>
+        </w:rPr>
+        <w:lastRenderedPageBreak/>
+        <w:t>参看文献</w:t>
+      </w:r>
+      <w:bookmarkEnd w:id="77"/>
+    </w:p>
+    <w:p>
+      <w:pPr>
+        <w:pStyle w:val="a9"/>
+        <w:numPr>
+          <w:ilvl w:val="0"/>
+          <w:numId w:val="48"/>
+        </w:numPr>
+        <w:rPr>
+          <w:rFonts w:hint="eastAsia"/>
+        </w:rPr>
+      </w:pPr>
+      <w:r>
+        <w:t xml:space="preserve">U.S. Energy Information Administration. Amid regional conflict, the Strait of Hormuz remains critical oil </w:t>
+      </w:r>
+      <w:proofErr w:type="gramStart"/>
+      <w:r>
+        <w:t>chokepoint[</w:t>
+      </w:r>
+      <w:proofErr w:type="gramEnd"/>
+      <w:r>
+        <w:t>EB/OL]. (2025-06-</w:t>
+      </w:r>
+      <w:proofErr w:type="gramStart"/>
+      <w:r>
+        <w:t>16)[</w:t>
+      </w:r>
+      <w:proofErr w:type="gramEnd"/>
+      <w:r>
+        <w:t>2026-06-06]. https://www.eia.gov/todayinenergy/detail.php?id=65504.</w:t>
+      </w:r>
+    </w:p>
+    <w:p>
+      <w:pPr>
+        <w:pStyle w:val="a9"/>
+        <w:numPr>
+          <w:ilvl w:val="0"/>
+          <w:numId w:val="48"/>
+        </w:numPr>
+        <w:rPr>
+          <w:rFonts w:hint="eastAsia"/>
+        </w:rPr>
+      </w:pPr>
+      <w:r>
+        <w:t xml:space="preserve">International Energy Agency. Oil security and emergency </w:t>
+      </w:r>
+      <w:proofErr w:type="gramStart"/>
+      <w:r>
+        <w:t>response[</w:t>
+      </w:r>
+      <w:proofErr w:type="gramEnd"/>
+      <w:r>
+        <w:t>EB/OL]. [2026-06-06]. https://www.iea.org/about/oil-security-and-emergency-response.</w:t>
+      </w:r>
+    </w:p>
+    <w:p>
+      <w:pPr>
+        <w:pStyle w:val="a9"/>
+        <w:numPr>
+          <w:ilvl w:val="0"/>
+          <w:numId w:val="48"/>
+        </w:numPr>
+        <w:rPr>
+          <w:rFonts w:hint="eastAsia"/>
+        </w:rPr>
+      </w:pPr>
+      <w:r>
+        <w:t xml:space="preserve">International Energy Agency. Strait of </w:t>
+      </w:r>
+      <w:proofErr w:type="gramStart"/>
+      <w:r>
+        <w:t>Hormuz[</w:t>
+      </w:r>
+      <w:proofErr w:type="gramEnd"/>
+      <w:r>
+        <w:t>EB/OL]. [2026-06-06]. https://www.iea.org/about/oil-security-and-emergency-response/strait-of-hormuz.</w:t>
+      </w:r>
+    </w:p>
+    <w:p>
+      <w:pPr>
+        <w:pStyle w:val="a9"/>
+        <w:numPr>
+          <w:ilvl w:val="0"/>
+          <w:numId w:val="48"/>
+        </w:numPr>
+        <w:rPr>
+          <w:rFonts w:hint="eastAsia"/>
+        </w:rPr>
+      </w:pPr>
+      <w:r>
+        <w:t>Kilian L. Not all oil price shocks are alike: disentangling demand and supply shocks in the crude oil market[J]. American Economic Review, 2009, 99(3): 1053-1069.</w:t>
+      </w:r>
+    </w:p>
+    <w:p>
+      <w:pPr>
+        <w:pStyle w:val="a9"/>
+        <w:numPr>
+          <w:ilvl w:val="0"/>
+          <w:numId w:val="48"/>
+        </w:numPr>
+        <w:rPr>
+          <w:rFonts w:hint="eastAsia"/>
+        </w:rPr>
+      </w:pPr>
+      <w:r>
+        <w:t xml:space="preserve">Alquist R, Kilian L. What do we learn from the price of crude oil </w:t>
+      </w:r>
+      <w:proofErr w:type="gramStart"/>
+      <w:r>
+        <w:t>futures?[</w:t>
+      </w:r>
+      <w:proofErr w:type="gramEnd"/>
+      <w:r>
+        <w:t>J]. Journal of Applied Econometrics, 2010, 25(4): 539-573.</w:t>
+      </w:r>
+    </w:p>
+    <w:p>
+      <w:pPr>
+        <w:pStyle w:val="a9"/>
+        <w:ind w:left="1160"/>
+      </w:pPr>
+    </w:p>
+    <w:p>
+      <w:pPr>
+        <w:pStyle w:val="a9"/>
+        <w:ind w:left="1160"/>
+        <w:rPr>
+          <w:rFonts w:hint="eastAsia"/>
+        </w:rPr>
         <w:sectPr>
           <w:pgSz w:w="11906" w:h="16838"/>
           <w:pgMar w:top="1588" w:right="1418" w:bottom="1418" w:left="1418" w:header="907" w:footer="851" w:gutter="284"/>
@@ -7697,21 +8288,12 @@
           <w:docGrid w:type="lines" w:linePitch="326"/>
         </w:sectPr>
       </w:pPr>
-      <w:bookmarkStart w:id="72" w:name="_Toc231595041"/>
-      <w:r>
-        <w:rPr>
-          <w:rFonts w:hint="eastAsia"/>
-        </w:rPr>
-        <w:lastRenderedPageBreak/>
-        <w:t>参看文献</w:t>
-      </w:r>
-      <w:bookmarkEnd w:id="72"/>
     </w:p>
     <w:p>
       <w:pPr>
         <w:pStyle w:val="1"/>
       </w:pPr>
-      <w:bookmarkStart w:id="73" w:name="_Toc231595042"/>
+      <w:bookmarkStart w:id="78" w:name="_Toc231595042"/>
       <w:r>
         <w:rPr>
           <w:rFonts w:hint="eastAsia"/>
@@ -7719,7 +8301,7 @@
         <w:lastRenderedPageBreak/>
         <w:t>附录</w:t>
       </w:r>
-      <w:bookmarkEnd w:id="73"/>
+      <w:bookmarkEnd w:id="78"/>
     </w:p>
     <w:sectPr>
       <w:pgSz w:w="11906" w:h="16838"/>
@@ -7781,11 +8363,6 @@
         <w:docPartUnique/>
       </w:docPartObj>
     </w:sdtPr>
-    <w:sdtEndPr>
-      <w:rPr>
-        <w:rStyle w:val="af2"/>
-      </w:rPr>
-    </w:sdtEndPr>
     <w:sdtContent>
       <w:p>
         <w:pPr>
@@ -9015,6 +9592,95 @@
     </w:lvl>
   </w:abstractNum>
   <w:abstractNum w:abstractNumId="10" w15:restartNumberingAfterBreak="0">
+    <w:nsid w:val="29F30FF6"/>
+    <w:multiLevelType w:val="hybridMultilevel"/>
+    <w:tmpl w:val="1C100690"/>
+    <w:lvl w:ilvl="0" w:tplc="56B6F900">
+      <w:start w:val="1"/>
+      <w:numFmt w:val="decimal"/>
+      <w:lvlText w:val="[%1]"/>
+      <w:lvlJc w:val="left"/>
+      <w:pPr>
+        <w:ind w:left="1160" w:hanging="440"/>
+      </w:pPr>
+      <w:rPr>
+        <w:rFonts w:hint="eastAsia"/>
+      </w:rPr>
+    </w:lvl>
+    <w:lvl w:ilvl="1" w:tplc="04090019" w:tentative="1">
+      <w:start w:val="1"/>
+      <w:numFmt w:val="lowerLetter"/>
+      <w:lvlText w:val="%2)"/>
+      <w:lvlJc w:val="left"/>
+      <w:pPr>
+        <w:ind w:left="1600" w:hanging="440"/>
+      </w:pPr>
+    </w:lvl>
+    <w:lvl w:ilvl="2" w:tplc="0409001B" w:tentative="1">
+      <w:start w:val="1"/>
+      <w:numFmt w:val="lowerRoman"/>
+      <w:lvlText w:val="%3."/>
+      <w:lvlJc w:val="right"/>
+      <w:pPr>
+        <w:ind w:left="2040" w:hanging="440"/>
+      </w:pPr>
+    </w:lvl>
+    <w:lvl w:ilvl="3" w:tplc="0409000F" w:tentative="1">
+      <w:start w:val="1"/>
+      <w:numFmt w:val="decimal"/>
+      <w:lvlText w:val="%4."/>
+      <w:lvlJc w:val="left"/>
+      <w:pPr>
+        <w:ind w:left="2480" w:hanging="440"/>
+      </w:pPr>
+    </w:lvl>
+    <w:lvl w:ilvl="4" w:tplc="04090019" w:tentative="1">
+      <w:start w:val="1"/>
+      <w:numFmt w:val="lowerLetter"/>
+      <w:lvlText w:val="%5)"/>
+      <w:lvlJc w:val="left"/>
+      <w:pPr>
+        <w:ind w:left="2920" w:hanging="440"/>
+      </w:pPr>
+    </w:lvl>
+    <w:lvl w:ilvl="5" w:tplc="0409001B" w:tentative="1">
+      <w:start w:val="1"/>
+      <w:numFmt w:val="lowerRoman"/>
+      <w:lvlText w:val="%6."/>
+      <w:lvlJc w:val="right"/>
+      <w:pPr>
+        <w:ind w:left="3360" w:hanging="440"/>
+      </w:pPr>
+    </w:lvl>
+    <w:lvl w:ilvl="6" w:tplc="0409000F" w:tentative="1">
+      <w:start w:val="1"/>
+      <w:numFmt w:val="decimal"/>
+      <w:lvlText w:val="%7."/>
+      <w:lvlJc w:val="left"/>
+      <w:pPr>
+        <w:ind w:left="3800" w:hanging="440"/>
+      </w:pPr>
+    </w:lvl>
+    <w:lvl w:ilvl="7" w:tplc="04090019" w:tentative="1">
+      <w:start w:val="1"/>
+      <w:numFmt w:val="lowerLetter"/>
+      <w:lvlText w:val="%8)"/>
+      <w:lvlJc w:val="left"/>
+      <w:pPr>
+        <w:ind w:left="4240" w:hanging="440"/>
+      </w:pPr>
+    </w:lvl>
+    <w:lvl w:ilvl="8" w:tplc="0409001B" w:tentative="1">
+      <w:start w:val="1"/>
+      <w:numFmt w:val="lowerRoman"/>
+      <w:lvlText w:val="%9."/>
+      <w:lvlJc w:val="right"/>
+      <w:pPr>
+        <w:ind w:left="4680" w:hanging="440"/>
+      </w:pPr>
+    </w:lvl>
+  </w:abstractNum>
+  <w:abstractNum w:abstractNumId="11" w15:restartNumberingAfterBreak="0">
     <w:nsid w:val="31262DCD"/>
     <w:multiLevelType w:val="hybridMultilevel"/>
     <w:tmpl w:val="5396034C"/>
@@ -9103,7 +9769,7 @@
       </w:pPr>
     </w:lvl>
   </w:abstractNum>
-  <w:abstractNum w:abstractNumId="11" w15:restartNumberingAfterBreak="0">
+  <w:abstractNum w:abstractNumId="12" w15:restartNumberingAfterBreak="0">
     <w:nsid w:val="334529FF"/>
     <w:multiLevelType w:val="multilevel"/>
     <w:tmpl w:val="BF5833AA"/>
@@ -9216,7 +9882,7 @@
       </w:rPr>
     </w:lvl>
   </w:abstractNum>
-  <w:abstractNum w:abstractNumId="12" w15:restartNumberingAfterBreak="0">
+  <w:abstractNum w:abstractNumId="13" w15:restartNumberingAfterBreak="0">
     <w:nsid w:val="34266000"/>
     <w:multiLevelType w:val="multilevel"/>
     <w:tmpl w:val="718A5BBE"/>
@@ -9365,7 +10031,7 @@
       </w:rPr>
     </w:lvl>
   </w:abstractNum>
-  <w:abstractNum w:abstractNumId="13" w15:restartNumberingAfterBreak="0">
+  <w:abstractNum w:abstractNumId="14" w15:restartNumberingAfterBreak="0">
     <w:nsid w:val="38445037"/>
     <w:multiLevelType w:val="multilevel"/>
     <w:tmpl w:val="414C7686"/>
@@ -9478,7 +10144,7 @@
       </w:pPr>
     </w:lvl>
   </w:abstractNum>
-  <w:abstractNum w:abstractNumId="14" w15:restartNumberingAfterBreak="0">
+  <w:abstractNum w:abstractNumId="15" w15:restartNumberingAfterBreak="0">
     <w:nsid w:val="39CD3F91"/>
     <w:multiLevelType w:val="multilevel"/>
     <w:tmpl w:val="CA1639F0"/>
@@ -9627,7 +10293,7 @@
       </w:rPr>
     </w:lvl>
   </w:abstractNum>
-  <w:abstractNum w:abstractNumId="15" w15:restartNumberingAfterBreak="0">
+  <w:abstractNum w:abstractNumId="16" w15:restartNumberingAfterBreak="0">
     <w:nsid w:val="3A2D7E30"/>
     <w:multiLevelType w:val="hybridMultilevel"/>
     <w:tmpl w:val="F062A8C4"/>
@@ -9716,7 +10382,7 @@
       </w:pPr>
     </w:lvl>
   </w:abstractNum>
-  <w:abstractNum w:abstractNumId="16" w15:restartNumberingAfterBreak="0">
+  <w:abstractNum w:abstractNumId="17" w15:restartNumberingAfterBreak="0">
     <w:nsid w:val="3DA40C0D"/>
     <w:multiLevelType w:val="hybridMultilevel"/>
     <w:tmpl w:val="1562D54E"/>
@@ -9805,7 +10471,7 @@
       </w:pPr>
     </w:lvl>
   </w:abstractNum>
-  <w:abstractNum w:abstractNumId="17" w15:restartNumberingAfterBreak="0">
+  <w:abstractNum w:abstractNumId="18" w15:restartNumberingAfterBreak="0">
     <w:nsid w:val="3E5800B0"/>
     <w:multiLevelType w:val="hybridMultilevel"/>
     <w:tmpl w:val="119CE404"/>
@@ -9918,7 +10584,7 @@
       </w:rPr>
     </w:lvl>
   </w:abstractNum>
-  <w:abstractNum w:abstractNumId="18" w15:restartNumberingAfterBreak="0">
+  <w:abstractNum w:abstractNumId="19" w15:restartNumberingAfterBreak="0">
     <w:nsid w:val="3FDD4470"/>
     <w:multiLevelType w:val="multilevel"/>
     <w:tmpl w:val="81DA1024"/>
@@ -10031,7 +10697,7 @@
       </w:rPr>
     </w:lvl>
   </w:abstractNum>
-  <w:abstractNum w:abstractNumId="19" w15:restartNumberingAfterBreak="0">
+  <w:abstractNum w:abstractNumId="20" w15:restartNumberingAfterBreak="0">
     <w:nsid w:val="41785DC5"/>
     <w:multiLevelType w:val="multilevel"/>
     <w:tmpl w:val="0E02E802"/>
@@ -10144,7 +10810,7 @@
       </w:pPr>
     </w:lvl>
   </w:abstractNum>
-  <w:abstractNum w:abstractNumId="20" w15:restartNumberingAfterBreak="0">
+  <w:abstractNum w:abstractNumId="21" w15:restartNumberingAfterBreak="0">
     <w:nsid w:val="41E069B3"/>
     <w:multiLevelType w:val="multilevel"/>
     <w:tmpl w:val="74BEFD0E"/>
@@ -10257,7 +10923,7 @@
       </w:rPr>
     </w:lvl>
   </w:abstractNum>
-  <w:abstractNum w:abstractNumId="21" w15:restartNumberingAfterBreak="0">
+  <w:abstractNum w:abstractNumId="22" w15:restartNumberingAfterBreak="0">
     <w:nsid w:val="438E5390"/>
     <w:multiLevelType w:val="multilevel"/>
     <w:tmpl w:val="077A1DCA"/>
@@ -10370,7 +11036,7 @@
       </w:rPr>
     </w:lvl>
   </w:abstractNum>
-  <w:abstractNum w:abstractNumId="22" w15:restartNumberingAfterBreak="0">
+  <w:abstractNum w:abstractNumId="23" w15:restartNumberingAfterBreak="0">
     <w:nsid w:val="46492851"/>
     <w:multiLevelType w:val="multilevel"/>
     <w:tmpl w:val="C700F008"/>
@@ -10519,7 +11185,7 @@
       </w:rPr>
     </w:lvl>
   </w:abstractNum>
-  <w:abstractNum w:abstractNumId="23" w15:restartNumberingAfterBreak="0">
+  <w:abstractNum w:abstractNumId="24" w15:restartNumberingAfterBreak="0">
     <w:nsid w:val="47FB2991"/>
     <w:multiLevelType w:val="multilevel"/>
     <w:tmpl w:val="7812B486"/>
@@ -10640,7 +11306,7 @@
       </w:rPr>
     </w:lvl>
   </w:abstractNum>
-  <w:abstractNum w:abstractNumId="24" w15:restartNumberingAfterBreak="0">
+  <w:abstractNum w:abstractNumId="25" w15:restartNumberingAfterBreak="0">
     <w:nsid w:val="4B205F01"/>
     <w:multiLevelType w:val="multilevel"/>
     <w:tmpl w:val="F9B060B4"/>
@@ -10753,7 +11419,96 @@
       </w:pPr>
     </w:lvl>
   </w:abstractNum>
-  <w:abstractNum w:abstractNumId="25" w15:restartNumberingAfterBreak="0">
+  <w:abstractNum w:abstractNumId="26" w15:restartNumberingAfterBreak="0">
+    <w:nsid w:val="4D4A4F39"/>
+    <w:multiLevelType w:val="hybridMultilevel"/>
+    <w:tmpl w:val="EFD08846"/>
+    <w:lvl w:ilvl="0" w:tplc="56B6F900">
+      <w:start w:val="1"/>
+      <w:numFmt w:val="decimal"/>
+      <w:lvlText w:val="[%1]"/>
+      <w:lvlJc w:val="left"/>
+      <w:pPr>
+        <w:ind w:left="440" w:hanging="440"/>
+      </w:pPr>
+      <w:rPr>
+        <w:rFonts w:hint="eastAsia"/>
+      </w:rPr>
+    </w:lvl>
+    <w:lvl w:ilvl="1" w:tplc="04090019" w:tentative="1">
+      <w:start w:val="1"/>
+      <w:numFmt w:val="lowerLetter"/>
+      <w:lvlText w:val="%2)"/>
+      <w:lvlJc w:val="left"/>
+      <w:pPr>
+        <w:ind w:left="880" w:hanging="440"/>
+      </w:pPr>
+    </w:lvl>
+    <w:lvl w:ilvl="2" w:tplc="0409001B" w:tentative="1">
+      <w:start w:val="1"/>
+      <w:numFmt w:val="lowerRoman"/>
+      <w:lvlText w:val="%3."/>
+      <w:lvlJc w:val="right"/>
+      <w:pPr>
+        <w:ind w:left="1320" w:hanging="440"/>
+      </w:pPr>
+    </w:lvl>
+    <w:lvl w:ilvl="3" w:tplc="0409000F" w:tentative="1">
+      <w:start w:val="1"/>
+      <w:numFmt w:val="decimal"/>
+      <w:lvlText w:val="%4."/>
+      <w:lvlJc w:val="left"/>
+      <w:pPr>
+        <w:ind w:left="1760" w:hanging="440"/>
+      </w:pPr>
+    </w:lvl>
+    <w:lvl w:ilvl="4" w:tplc="04090019" w:tentative="1">
+      <w:start w:val="1"/>
+      <w:numFmt w:val="lowerLetter"/>
+      <w:lvlText w:val="%5)"/>
+      <w:lvlJc w:val="left"/>
+      <w:pPr>
+        <w:ind w:left="2200" w:hanging="440"/>
+      </w:pPr>
+    </w:lvl>
+    <w:lvl w:ilvl="5" w:tplc="0409001B" w:tentative="1">
+      <w:start w:val="1"/>
+      <w:numFmt w:val="lowerRoman"/>
+      <w:lvlText w:val="%6."/>
+      <w:lvlJc w:val="right"/>
+      <w:pPr>
+        <w:ind w:left="2640" w:hanging="440"/>
+      </w:pPr>
+    </w:lvl>
+    <w:lvl w:ilvl="6" w:tplc="0409000F" w:tentative="1">
+      <w:start w:val="1"/>
+      <w:numFmt w:val="decimal"/>
+      <w:lvlText w:val="%7."/>
+      <w:lvlJc w:val="left"/>
+      <w:pPr>
+        <w:ind w:left="3080" w:hanging="440"/>
+      </w:pPr>
+    </w:lvl>
+    <w:lvl w:ilvl="7" w:tplc="04090019" w:tentative="1">
+      <w:start w:val="1"/>
+      <w:numFmt w:val="lowerLetter"/>
+      <w:lvlText w:val="%8)"/>
+      <w:lvlJc w:val="left"/>
+      <w:pPr>
+        <w:ind w:left="3520" w:hanging="440"/>
+      </w:pPr>
+    </w:lvl>
+    <w:lvl w:ilvl="8" w:tplc="0409001B" w:tentative="1">
+      <w:start w:val="1"/>
+      <w:numFmt w:val="lowerRoman"/>
+      <w:lvlText w:val="%9."/>
+      <w:lvlJc w:val="right"/>
+      <w:pPr>
+        <w:ind w:left="3960" w:hanging="440"/>
+      </w:pPr>
+    </w:lvl>
+  </w:abstractNum>
+  <w:abstractNum w:abstractNumId="27" w15:restartNumberingAfterBreak="0">
     <w:nsid w:val="4DF739D9"/>
     <w:multiLevelType w:val="multilevel"/>
     <w:tmpl w:val="0F78D812"/>
@@ -10866,7 +11621,7 @@
       </w:rPr>
     </w:lvl>
   </w:abstractNum>
-  <w:abstractNum w:abstractNumId="26" w15:restartNumberingAfterBreak="0">
+  <w:abstractNum w:abstractNumId="28" w15:restartNumberingAfterBreak="0">
     <w:nsid w:val="4FB21949"/>
     <w:multiLevelType w:val="hybridMultilevel"/>
     <w:tmpl w:val="83CEE432"/>
@@ -10955,7 +11710,7 @@
       </w:pPr>
     </w:lvl>
   </w:abstractNum>
-  <w:abstractNum w:abstractNumId="27" w15:restartNumberingAfterBreak="0">
+  <w:abstractNum w:abstractNumId="29" w15:restartNumberingAfterBreak="0">
     <w:nsid w:val="53FD4EA1"/>
     <w:multiLevelType w:val="multilevel"/>
     <w:tmpl w:val="5DD88238"/>
@@ -11073,7 +11828,7 @@
       </w:rPr>
     </w:lvl>
   </w:abstractNum>
-  <w:abstractNum w:abstractNumId="28" w15:restartNumberingAfterBreak="0">
+  <w:abstractNum w:abstractNumId="30" w15:restartNumberingAfterBreak="0">
     <w:nsid w:val="558B7B33"/>
     <w:multiLevelType w:val="multilevel"/>
     <w:tmpl w:val="5554E86C"/>
@@ -11186,7 +11941,7 @@
       </w:pPr>
     </w:lvl>
   </w:abstractNum>
-  <w:abstractNum w:abstractNumId="29" w15:restartNumberingAfterBreak="0">
+  <w:abstractNum w:abstractNumId="31" w15:restartNumberingAfterBreak="0">
     <w:nsid w:val="59820FFD"/>
     <w:multiLevelType w:val="multilevel"/>
     <w:tmpl w:val="18721A52"/>
@@ -11299,7 +12054,7 @@
       </w:rPr>
     </w:lvl>
   </w:abstractNum>
-  <w:abstractNum w:abstractNumId="30" w15:restartNumberingAfterBreak="0">
+  <w:abstractNum w:abstractNumId="32" w15:restartNumberingAfterBreak="0">
     <w:nsid w:val="5CEA56FA"/>
     <w:multiLevelType w:val="hybridMultilevel"/>
     <w:tmpl w:val="F89AED1C"/>
@@ -11388,7 +12143,7 @@
       </w:pPr>
     </w:lvl>
   </w:abstractNum>
-  <w:abstractNum w:abstractNumId="31" w15:restartNumberingAfterBreak="0">
+  <w:abstractNum w:abstractNumId="33" w15:restartNumberingAfterBreak="0">
     <w:nsid w:val="5EC046D2"/>
     <w:multiLevelType w:val="hybridMultilevel"/>
     <w:tmpl w:val="D8806438"/>
@@ -11477,7 +12232,7 @@
       </w:pPr>
     </w:lvl>
   </w:abstractNum>
-  <w:abstractNum w:abstractNumId="32" w15:restartNumberingAfterBreak="0">
+  <w:abstractNum w:abstractNumId="34" w15:restartNumberingAfterBreak="0">
     <w:nsid w:val="61275087"/>
     <w:multiLevelType w:val="multilevel"/>
     <w:tmpl w:val="27683236"/>
@@ -11626,7 +12381,7 @@
       </w:rPr>
     </w:lvl>
   </w:abstractNum>
-  <w:abstractNum w:abstractNumId="33" w15:restartNumberingAfterBreak="0">
+  <w:abstractNum w:abstractNumId="35" w15:restartNumberingAfterBreak="0">
     <w:nsid w:val="64A01BA3"/>
     <w:multiLevelType w:val="hybridMultilevel"/>
     <w:tmpl w:val="28AA6884"/>
@@ -11715,7 +12470,7 @@
       </w:pPr>
     </w:lvl>
   </w:abstractNum>
-  <w:abstractNum w:abstractNumId="34" w15:restartNumberingAfterBreak="0">
+  <w:abstractNum w:abstractNumId="36" w15:restartNumberingAfterBreak="0">
     <w:nsid w:val="662D130B"/>
     <w:multiLevelType w:val="multilevel"/>
     <w:tmpl w:val="91C0F2E4"/>
@@ -11828,7 +12583,7 @@
       </w:pPr>
     </w:lvl>
   </w:abstractNum>
-  <w:abstractNum w:abstractNumId="35" w15:restartNumberingAfterBreak="0">
+  <w:abstractNum w:abstractNumId="37" w15:restartNumberingAfterBreak="0">
     <w:nsid w:val="6AD4037A"/>
     <w:multiLevelType w:val="multilevel"/>
     <w:tmpl w:val="15E2D628"/>
@@ -11977,7 +12732,7 @@
       </w:rPr>
     </w:lvl>
   </w:abstractNum>
-  <w:abstractNum w:abstractNumId="36" w15:restartNumberingAfterBreak="0">
+  <w:abstractNum w:abstractNumId="38" w15:restartNumberingAfterBreak="0">
     <w:nsid w:val="6B2C4097"/>
     <w:multiLevelType w:val="hybridMultilevel"/>
     <w:tmpl w:val="784469CA"/>
@@ -12066,7 +12821,7 @@
       </w:pPr>
     </w:lvl>
   </w:abstractNum>
-  <w:abstractNum w:abstractNumId="37" w15:restartNumberingAfterBreak="0">
+  <w:abstractNum w:abstractNumId="39" w15:restartNumberingAfterBreak="0">
     <w:nsid w:val="6D99618B"/>
     <w:multiLevelType w:val="hybridMultilevel"/>
     <w:tmpl w:val="D5E654A8"/>
@@ -12178,7 +12933,7 @@
       </w:rPr>
     </w:lvl>
   </w:abstractNum>
-  <w:abstractNum w:abstractNumId="38" w15:restartNumberingAfterBreak="0">
+  <w:abstractNum w:abstractNumId="40" w15:restartNumberingAfterBreak="0">
     <w:nsid w:val="6F607849"/>
     <w:multiLevelType w:val="hybridMultilevel"/>
     <w:tmpl w:val="B06A862A"/>
@@ -12267,7 +13022,7 @@
       </w:pPr>
     </w:lvl>
   </w:abstractNum>
-  <w:abstractNum w:abstractNumId="39" w15:restartNumberingAfterBreak="0">
+  <w:abstractNum w:abstractNumId="41" w15:restartNumberingAfterBreak="0">
     <w:nsid w:val="760620E4"/>
     <w:multiLevelType w:val="multilevel"/>
     <w:tmpl w:val="0C767302"/>
@@ -12380,7 +13135,7 @@
       </w:rPr>
     </w:lvl>
   </w:abstractNum>
-  <w:abstractNum w:abstractNumId="40" w15:restartNumberingAfterBreak="0">
+  <w:abstractNum w:abstractNumId="42" w15:restartNumberingAfterBreak="0">
     <w:nsid w:val="76D47AE4"/>
     <w:multiLevelType w:val="hybridMultilevel"/>
     <w:tmpl w:val="0C0EB8EC"/>
@@ -12469,7 +13224,96 @@
       </w:pPr>
     </w:lvl>
   </w:abstractNum>
-  <w:abstractNum w:abstractNumId="41" w15:restartNumberingAfterBreak="0">
+  <w:abstractNum w:abstractNumId="43" w15:restartNumberingAfterBreak="0">
+    <w:nsid w:val="7A5E49A7"/>
+    <w:multiLevelType w:val="hybridMultilevel"/>
+    <w:tmpl w:val="BB88D9BC"/>
+    <w:lvl w:ilvl="0" w:tplc="56B6F900">
+      <w:start w:val="1"/>
+      <w:numFmt w:val="decimal"/>
+      <w:lvlText w:val="[%1]"/>
+      <w:lvlJc w:val="left"/>
+      <w:pPr>
+        <w:ind w:left="1160" w:hanging="440"/>
+      </w:pPr>
+      <w:rPr>
+        <w:rFonts w:hint="eastAsia"/>
+      </w:rPr>
+    </w:lvl>
+    <w:lvl w:ilvl="1" w:tplc="04090019" w:tentative="1">
+      <w:start w:val="1"/>
+      <w:numFmt w:val="lowerLetter"/>
+      <w:lvlText w:val="%2)"/>
+      <w:lvlJc w:val="left"/>
+      <w:pPr>
+        <w:ind w:left="1600" w:hanging="440"/>
+      </w:pPr>
+    </w:lvl>
+    <w:lvl w:ilvl="2" w:tplc="0409001B" w:tentative="1">
+      <w:start w:val="1"/>
+      <w:numFmt w:val="lowerRoman"/>
+      <w:lvlText w:val="%3."/>
+      <w:lvlJc w:val="right"/>
+      <w:pPr>
+        <w:ind w:left="2040" w:hanging="440"/>
+      </w:pPr>
+    </w:lvl>
+    <w:lvl w:ilvl="3" w:tplc="0409000F" w:tentative="1">
+      <w:start w:val="1"/>
+      <w:numFmt w:val="decimal"/>
+      <w:lvlText w:val="%4."/>
+      <w:lvlJc w:val="left"/>
+      <w:pPr>
+        <w:ind w:left="2480" w:hanging="440"/>
+      </w:pPr>
+    </w:lvl>
+    <w:lvl w:ilvl="4" w:tplc="04090019" w:tentative="1">
+      <w:start w:val="1"/>
+      <w:numFmt w:val="lowerLetter"/>
+      <w:lvlText w:val="%5)"/>
+      <w:lvlJc w:val="left"/>
+      <w:pPr>
+        <w:ind w:left="2920" w:hanging="440"/>
+      </w:pPr>
+    </w:lvl>
+    <w:lvl w:ilvl="5" w:tplc="0409001B" w:tentative="1">
+      <w:start w:val="1"/>
+      <w:numFmt w:val="lowerRoman"/>
+      <w:lvlText w:val="%6."/>
+      <w:lvlJc w:val="right"/>
+      <w:pPr>
+        <w:ind w:left="3360" w:hanging="440"/>
+      </w:pPr>
+    </w:lvl>
+    <w:lvl w:ilvl="6" w:tplc="0409000F" w:tentative="1">
+      <w:start w:val="1"/>
+      <w:numFmt w:val="decimal"/>
+      <w:lvlText w:val="%7."/>
+      <w:lvlJc w:val="left"/>
+      <w:pPr>
+        <w:ind w:left="3800" w:hanging="440"/>
+      </w:pPr>
+    </w:lvl>
+    <w:lvl w:ilvl="7" w:tplc="04090019" w:tentative="1">
+      <w:start w:val="1"/>
+      <w:numFmt w:val="lowerLetter"/>
+      <w:lvlText w:val="%8)"/>
+      <w:lvlJc w:val="left"/>
+      <w:pPr>
+        <w:ind w:left="4240" w:hanging="440"/>
+      </w:pPr>
+    </w:lvl>
+    <w:lvl w:ilvl="8" w:tplc="0409001B" w:tentative="1">
+      <w:start w:val="1"/>
+      <w:numFmt w:val="lowerRoman"/>
+      <w:lvlText w:val="%9."/>
+      <w:lvlJc w:val="right"/>
+      <w:pPr>
+        <w:ind w:left="4680" w:hanging="440"/>
+      </w:pPr>
+    </w:lvl>
+  </w:abstractNum>
+  <w:abstractNum w:abstractNumId="44" w15:restartNumberingAfterBreak="0">
     <w:nsid w:val="7B9C58AB"/>
     <w:multiLevelType w:val="multilevel"/>
     <w:tmpl w:val="9D868AA0"/>
@@ -12582,7 +13426,7 @@
       </w:pPr>
     </w:lvl>
   </w:abstractNum>
-  <w:abstractNum w:abstractNumId="42" w15:restartNumberingAfterBreak="0">
+  <w:abstractNum w:abstractNumId="45" w15:restartNumberingAfterBreak="0">
     <w:nsid w:val="7BED1450"/>
     <w:multiLevelType w:val="multilevel"/>
     <w:tmpl w:val="7EB42AD0"/>
@@ -12703,7 +13547,7 @@
       </w:rPr>
     </w:lvl>
   </w:abstractNum>
-  <w:abstractNum w:abstractNumId="43" w15:restartNumberingAfterBreak="0">
+  <w:abstractNum w:abstractNumId="46" w15:restartNumberingAfterBreak="0">
     <w:nsid w:val="7DFB4E08"/>
     <w:multiLevelType w:val="hybridMultilevel"/>
     <w:tmpl w:val="7AC8CD22"/>
@@ -12792,7 +13636,7 @@
       </w:pPr>
     </w:lvl>
   </w:abstractNum>
-  <w:abstractNum w:abstractNumId="44" w15:restartNumberingAfterBreak="0">
+  <w:abstractNum w:abstractNumId="47" w15:restartNumberingAfterBreak="0">
     <w:nsid w:val="7FAF3F60"/>
     <w:multiLevelType w:val="hybridMultilevel"/>
     <w:tmpl w:val="0EB0B8E6"/>
@@ -12882,28 +13726,28 @@
     </w:lvl>
   </w:abstractNum>
   <w:num w:numId="1" w16cid:durableId="1226068563">
-    <w:abstractNumId w:val="31"/>
+    <w:abstractNumId w:val="33"/>
   </w:num>
   <w:num w:numId="2" w16cid:durableId="76948073">
-    <w:abstractNumId w:val="16"/>
+    <w:abstractNumId w:val="17"/>
   </w:num>
   <w:num w:numId="3" w16cid:durableId="2070028008">
-    <w:abstractNumId w:val="22"/>
+    <w:abstractNumId w:val="23"/>
   </w:num>
   <w:num w:numId="4" w16cid:durableId="267785098">
-    <w:abstractNumId w:val="17"/>
+    <w:abstractNumId w:val="18"/>
   </w:num>
   <w:num w:numId="5" w16cid:durableId="1389574890">
-    <w:abstractNumId w:val="34"/>
+    <w:abstractNumId w:val="36"/>
   </w:num>
   <w:num w:numId="6" w16cid:durableId="306202163">
-    <w:abstractNumId w:val="19"/>
+    <w:abstractNumId w:val="20"/>
   </w:num>
   <w:num w:numId="7" w16cid:durableId="1706103667">
-    <w:abstractNumId w:val="27"/>
+    <w:abstractNumId w:val="29"/>
   </w:num>
   <w:num w:numId="8" w16cid:durableId="1641688563">
-    <w:abstractNumId w:val="37"/>
+    <w:abstractNumId w:val="39"/>
   </w:num>
   <w:num w:numId="9" w16cid:durableId="1633167300">
     <w:abstractNumId w:val="9"/>
@@ -12912,28 +13756,28 @@
     <w:abstractNumId w:val="3"/>
   </w:num>
   <w:num w:numId="11" w16cid:durableId="1123646472">
-    <w:abstractNumId w:val="41"/>
+    <w:abstractNumId w:val="44"/>
   </w:num>
   <w:num w:numId="12" w16cid:durableId="1542132547">
     <w:abstractNumId w:val="0"/>
   </w:num>
   <w:num w:numId="13" w16cid:durableId="1037773665">
-    <w:abstractNumId w:val="13"/>
+    <w:abstractNumId w:val="14"/>
   </w:num>
   <w:num w:numId="14" w16cid:durableId="987367721">
-    <w:abstractNumId w:val="24"/>
+    <w:abstractNumId w:val="25"/>
   </w:num>
   <w:num w:numId="15" w16cid:durableId="371617513">
-    <w:abstractNumId w:val="28"/>
+    <w:abstractNumId w:val="30"/>
   </w:num>
   <w:num w:numId="16" w16cid:durableId="663822855">
-    <w:abstractNumId w:val="44"/>
+    <w:abstractNumId w:val="47"/>
   </w:num>
   <w:num w:numId="17" w16cid:durableId="1282221549">
-    <w:abstractNumId w:val="32"/>
+    <w:abstractNumId w:val="34"/>
   </w:num>
   <w:num w:numId="18" w16cid:durableId="981496041">
-    <w:abstractNumId w:val="35"/>
+    <w:abstractNumId w:val="37"/>
   </w:num>
   <w:num w:numId="19" w16cid:durableId="503938936">
     <w:abstractNumId w:val="2"/>
@@ -12942,22 +13786,22 @@
     <w:abstractNumId w:val="7"/>
   </w:num>
   <w:num w:numId="21" w16cid:durableId="1670836">
-    <w:abstractNumId w:val="14"/>
+    <w:abstractNumId w:val="15"/>
   </w:num>
   <w:num w:numId="22" w16cid:durableId="1555241046">
     <w:abstractNumId w:val="4"/>
   </w:num>
   <w:num w:numId="23" w16cid:durableId="245961205">
-    <w:abstractNumId w:val="12"/>
+    <w:abstractNumId w:val="13"/>
   </w:num>
   <w:num w:numId="24" w16cid:durableId="268317195">
-    <w:abstractNumId w:val="26"/>
+    <w:abstractNumId w:val="28"/>
   </w:num>
   <w:num w:numId="25" w16cid:durableId="1830440163">
-    <w:abstractNumId w:val="30"/>
+    <w:abstractNumId w:val="32"/>
   </w:num>
   <w:num w:numId="26" w16cid:durableId="798573063">
-    <w:abstractNumId w:val="36"/>
+    <w:abstractNumId w:val="38"/>
   </w:num>
   <w:num w:numId="27" w16cid:durableId="600914729">
     <w:abstractNumId w:val="1"/>
@@ -12966,55 +13810,64 @@
     <w:abstractNumId w:val="6"/>
   </w:num>
   <w:num w:numId="29" w16cid:durableId="906115537">
-    <w:abstractNumId w:val="10"/>
+    <w:abstractNumId w:val="11"/>
   </w:num>
   <w:num w:numId="30" w16cid:durableId="1173035575">
-    <w:abstractNumId w:val="38"/>
+    <w:abstractNumId w:val="40"/>
   </w:num>
   <w:num w:numId="31" w16cid:durableId="1174874783">
-    <w:abstractNumId w:val="33"/>
+    <w:abstractNumId w:val="35"/>
   </w:num>
   <w:num w:numId="32" w16cid:durableId="887572950">
-    <w:abstractNumId w:val="15"/>
+    <w:abstractNumId w:val="16"/>
   </w:num>
   <w:num w:numId="33" w16cid:durableId="1682856880">
-    <w:abstractNumId w:val="20"/>
+    <w:abstractNumId w:val="21"/>
   </w:num>
   <w:num w:numId="34" w16cid:durableId="1973249763">
     <w:abstractNumId w:val="5"/>
   </w:num>
   <w:num w:numId="35" w16cid:durableId="519321835">
-    <w:abstractNumId w:val="43"/>
+    <w:abstractNumId w:val="46"/>
   </w:num>
   <w:num w:numId="36" w16cid:durableId="1705402528">
-    <w:abstractNumId w:val="42"/>
+    <w:abstractNumId w:val="45"/>
   </w:num>
   <w:num w:numId="37" w16cid:durableId="68312034">
     <w:abstractNumId w:val="8"/>
   </w:num>
   <w:num w:numId="38" w16cid:durableId="1887984220">
-    <w:abstractNumId w:val="23"/>
+    <w:abstractNumId w:val="24"/>
   </w:num>
   <w:num w:numId="39" w16cid:durableId="908805310">
-    <w:abstractNumId w:val="11"/>
+    <w:abstractNumId w:val="12"/>
   </w:num>
   <w:num w:numId="40" w16cid:durableId="1291126881">
-    <w:abstractNumId w:val="39"/>
+    <w:abstractNumId w:val="41"/>
   </w:num>
   <w:num w:numId="41" w16cid:durableId="195123924">
-    <w:abstractNumId w:val="29"/>
+    <w:abstractNumId w:val="31"/>
   </w:num>
   <w:num w:numId="42" w16cid:durableId="1985087637">
-    <w:abstractNumId w:val="25"/>
+    <w:abstractNumId w:val="27"/>
   </w:num>
   <w:num w:numId="43" w16cid:durableId="1141800350">
-    <w:abstractNumId w:val="18"/>
+    <w:abstractNumId w:val="19"/>
   </w:num>
   <w:num w:numId="44" w16cid:durableId="1904025382">
-    <w:abstractNumId w:val="40"/>
+    <w:abstractNumId w:val="42"/>
   </w:num>
   <w:num w:numId="45" w16cid:durableId="194077699">
-    <w:abstractNumId w:val="21"/>
+    <w:abstractNumId w:val="22"/>
+  </w:num>
+  <w:num w:numId="46" w16cid:durableId="1353998277">
+    <w:abstractNumId w:val="26"/>
+  </w:num>
+  <w:num w:numId="47" w16cid:durableId="69040186">
+    <w:abstractNumId w:val="10"/>
+  </w:num>
+  <w:num w:numId="48" w16cid:durableId="1093281727">
+    <w:abstractNumId w:val="43"/>
   </w:num>
 </w:numbering>
 </file>
@@ -13620,7 +14473,6 @@
   <w:style w:type="character" w:default="1" w:styleId="a0">
     <w:name w:val="Default Paragraph Font"/>
     <w:uiPriority w:val="1"/>
-    <w:semiHidden/>
     <w:unhideWhenUsed/>
   </w:style>
   <w:style w:type="table" w:default="1" w:styleId="a1">
@@ -13872,11 +14724,16 @@
     <w:basedOn w:val="a"/>
     <w:uiPriority w:val="34"/>
     <w:qFormat/>
-    <w:rsid w:val="0024212A"/>
+    <w:rsid w:val="005A6BA4"/>
     <w:pPr>
+      <w:autoSpaceDE w:val="0"/>
+      <w:autoSpaceDN w:val="0"/>
       <w:ind w:left="720"/>
       <w:contextualSpacing/>
     </w:pPr>
+    <w:rPr>
+      <w:sz w:val="21"/>
+    </w:rPr>
   </w:style>
   <w:style w:type="character" w:styleId="aa">
     <w:name w:val="Intense Emphasis"/>
